--- a/Documents /AAV Proposal Deliverables.docx
+++ b/Documents /AAV Proposal Deliverables.docx
@@ -6,39 +6,627 @@
       <w:pPr>
         <w:rPr>
           <w:rFonts w:ascii="Times New Roman" w:hAnsi="Times New Roman" w:cs="Times New Roman"/>
+        </w:rPr>
+      </w:pPr>
+      <w:r>
+        <w:rPr>
+          <w:rFonts w:ascii="Times New Roman" w:hAnsi="Times New Roman" w:cs="Times New Roman"/>
           <w:b/>
           <w:bCs/>
         </w:rPr>
-      </w:pPr>
+        <w:t>Review of Current Lit</w:t>
+      </w:r>
       <w:r>
         <w:rPr>
           <w:rFonts w:ascii="Times New Roman" w:hAnsi="Times New Roman" w:cs="Times New Roman"/>
           <w:b/>
           <w:bCs/>
         </w:rPr>
-        <w:t>Literature Cited</w:t>
-      </w:r>
-    </w:p>
-    <w:p>
-      <w:pPr>
-        <w:rPr>
-          <w:rFonts w:ascii="Times New Roman" w:hAnsi="Times New Roman" w:cs="Times New Roman"/>
-        </w:rPr>
-      </w:pPr>
+        <w:t xml:space="preserve">. </w:t>
+      </w:r>
       <w:r>
         <w:rPr>
           <w:rFonts w:ascii="Times New Roman" w:hAnsi="Times New Roman" w:cs="Times New Roman"/>
           <w:b/>
           <w:bCs/>
         </w:rPr>
-        <w:t>Disease:</w:t>
-      </w:r>
-      <w:r>
+        <w:br/>
+      </w:r>
+      <w:r>
+        <w:rPr>
+          <w:rFonts w:ascii="Times New Roman" w:hAnsi="Times New Roman" w:cs="Times New Roman"/>
+        </w:rPr>
+        <w:t xml:space="preserve">Urbanization and anthropogenic activities continue to change natural landscapes, creating new opportunities for wildlife, people, and domestic animals to interact with one another in proximity.  The human-wildlife interface can be defined as any given space where contact occurs between humans, domestic animals, and wildlife as well as their shared space, resources and diseases (Hassell et al. 2017). As interactions in these interfaces become more frequent, improving our understanding of how anthropogenic change continues to impact the ecological and health dynamics between wildlife and </w:t>
+      </w:r>
+      <w:commentRangeStart w:id="0"/>
+      <w:commentRangeStart w:id="1"/>
+      <w:r>
+        <w:rPr>
+          <w:rFonts w:ascii="Times New Roman" w:hAnsi="Times New Roman" w:cs="Times New Roman"/>
+        </w:rPr>
+        <w:t>humans</w:t>
+      </w:r>
+      <w:commentRangeEnd w:id="0"/>
+      <w:r>
+        <w:rPr>
+          <w:rStyle w:val="CommentReference"/>
+          <w:rFonts w:ascii="Times New Roman" w:hAnsi="Times New Roman" w:cs="Times New Roman"/>
+          <w:sz w:val="24"/>
+          <w:szCs w:val="24"/>
+        </w:rPr>
+        <w:commentReference w:id="0"/>
+      </w:r>
+      <w:commentRangeEnd w:id="1"/>
+      <w:r>
+        <w:rPr>
+          <w:rStyle w:val="CommentReference"/>
+          <w:rFonts w:ascii="Times New Roman" w:hAnsi="Times New Roman" w:cs="Times New Roman"/>
+          <w:sz w:val="24"/>
+          <w:szCs w:val="24"/>
+        </w:rPr>
+        <w:commentReference w:id="1"/>
+      </w:r>
+      <w:r>
+        <w:rPr>
+          <w:rFonts w:ascii="Times New Roman" w:hAnsi="Times New Roman" w:cs="Times New Roman"/>
+        </w:rPr>
+        <w:t xml:space="preserve"> grows increasingly necessary. Birds are among the most well-studied and widespread taxa in the animal kingdom, filling critical roles in ecosystems worldwide through mechanisms such as insect control, pollination, seed dispersal and more. While many bird species have </w:t>
+      </w:r>
+      <w:r>
+        <w:rPr>
+          <w:rFonts w:ascii="Times New Roman" w:hAnsi="Times New Roman" w:cs="Times New Roman"/>
+        </w:rPr>
+        <w:t>adapted to</w:t>
+      </w:r>
+      <w:r>
+        <w:rPr>
+          <w:rFonts w:ascii="Times New Roman" w:hAnsi="Times New Roman" w:cs="Times New Roman"/>
+        </w:rPr>
+        <w:t xml:space="preserve"> a capacity to </w:t>
+      </w:r>
+      <w:r>
+        <w:rPr>
+          <w:rFonts w:ascii="Times New Roman" w:hAnsi="Times New Roman" w:cs="Times New Roman"/>
+        </w:rPr>
+        <w:t>survive</w:t>
+      </w:r>
+      <w:r>
+        <w:rPr>
+          <w:rFonts w:ascii="Times New Roman" w:hAnsi="Times New Roman" w:cs="Times New Roman"/>
+        </w:rPr>
+        <w:t xml:space="preserve"> and even </w:t>
+      </w:r>
+      <w:r>
+        <w:rPr>
+          <w:rFonts w:ascii="Times New Roman" w:hAnsi="Times New Roman" w:cs="Times New Roman"/>
+        </w:rPr>
+        <w:t>depend on</w:t>
+      </w:r>
+      <w:r>
+        <w:rPr>
+          <w:rFonts w:ascii="Times New Roman" w:hAnsi="Times New Roman" w:cs="Times New Roman"/>
+        </w:rPr>
+        <w:t xml:space="preserve"> human-modified landscapes, the</w:t>
+      </w:r>
+      <w:r>
+        <w:rPr>
+          <w:rFonts w:ascii="Times New Roman" w:hAnsi="Times New Roman" w:cs="Times New Roman"/>
+        </w:rPr>
+        <w:t xml:space="preserve"> ecological</w:t>
+      </w:r>
+      <w:r>
+        <w:rPr>
+          <w:rFonts w:ascii="Times New Roman" w:hAnsi="Times New Roman" w:cs="Times New Roman"/>
+        </w:rPr>
+        <w:t xml:space="preserve"> </w:t>
+      </w:r>
+      <w:r>
+        <w:rPr>
+          <w:rFonts w:ascii="Times New Roman" w:hAnsi="Times New Roman" w:cs="Times New Roman"/>
+        </w:rPr>
+        <w:t>impacts</w:t>
+      </w:r>
+      <w:r>
+        <w:rPr>
+          <w:rFonts w:ascii="Times New Roman" w:hAnsi="Times New Roman" w:cs="Times New Roman"/>
+        </w:rPr>
+        <w:t xml:space="preserve"> of </w:t>
+      </w:r>
+      <w:r>
+        <w:rPr>
+          <w:rFonts w:ascii="Times New Roman" w:hAnsi="Times New Roman" w:cs="Times New Roman"/>
+        </w:rPr>
+        <w:t xml:space="preserve">these co-adaptations, and </w:t>
+      </w:r>
+      <w:r>
+        <w:rPr>
+          <w:rFonts w:ascii="Times New Roman" w:hAnsi="Times New Roman" w:cs="Times New Roman"/>
+        </w:rPr>
+        <w:t xml:space="preserve">how </w:t>
+      </w:r>
+      <w:r>
+        <w:rPr>
+          <w:rFonts w:ascii="Times New Roman" w:hAnsi="Times New Roman" w:cs="Times New Roman"/>
+        </w:rPr>
+        <w:t>long-term</w:t>
+      </w:r>
+      <w:r>
+        <w:rPr>
+          <w:rFonts w:ascii="Times New Roman" w:hAnsi="Times New Roman" w:cs="Times New Roman"/>
+        </w:rPr>
+        <w:t xml:space="preserve"> proximity to humans, domestic animals, and shared resources </w:t>
+      </w:r>
+      <w:r>
+        <w:rPr>
+          <w:rFonts w:ascii="Times New Roman" w:hAnsi="Times New Roman" w:cs="Times New Roman"/>
+        </w:rPr>
+        <w:t>influences</w:t>
+      </w:r>
+      <w:r>
+        <w:rPr>
+          <w:rFonts w:ascii="Times New Roman" w:hAnsi="Times New Roman" w:cs="Times New Roman"/>
+        </w:rPr>
+        <w:t xml:space="preserve"> pathogen dynamics in wild bird communities remain poorly understood </w:t>
+      </w:r>
+      <w:r>
+        <w:rPr>
+          <w:rFonts w:ascii="Times New Roman" w:hAnsi="Times New Roman" w:cs="Times New Roman"/>
+        </w:rPr>
+        <w:t>(Bradley and Altizer 2007).</w:t>
+      </w:r>
+      <w:r>
+        <w:rPr>
+          <w:rFonts w:ascii="Times New Roman" w:hAnsi="Times New Roman" w:cs="Times New Roman"/>
+        </w:rPr>
+        <w:t xml:space="preserve"> </w:t>
+      </w:r>
+    </w:p>
+    <w:p>
+      <w:pPr>
+        <w:rPr>
+          <w:rFonts w:ascii="Times New Roman" w:hAnsi="Times New Roman" w:cs="Times New Roman"/>
+        </w:rPr>
+      </w:pPr>
+      <w:r>
+        <w:rPr>
+          <w:rFonts w:ascii="Times New Roman" w:hAnsi="Times New Roman" w:cs="Times New Roman"/>
+        </w:rPr>
+        <w:t xml:space="preserve">Small-scale poultry keeping and supplemental bird feeding have grown substantially in popularity across the United States, occurring as backyard activities and encouraging participants to interact more with nature and wildlife. </w:t>
+      </w:r>
+      <w:r>
+        <w:rPr>
+          <w:rFonts w:ascii="Times New Roman" w:hAnsi="Times New Roman" w:cs="Times New Roman"/>
+        </w:rPr>
+        <w:t>“</w:t>
+      </w:r>
+      <w:r>
+        <w:rPr>
+          <w:rFonts w:ascii="Times New Roman" w:hAnsi="Times New Roman" w:cs="Times New Roman"/>
+        </w:rPr>
+        <w:t>Small-scale" or "backyard" poultry keeping refers to the practice of homeowners maintaining small flocks of chickens on or around their property for purposes such as egg and meat production, animal husbandry, or participation in sustainable food systems (Nicholson et al. 2020; Kyle and Sutherland 2016).</w:t>
+      </w:r>
+      <w:r>
+        <w:rPr>
+          <w:rFonts w:ascii="Times New Roman" w:hAnsi="Times New Roman" w:cs="Times New Roman"/>
+        </w:rPr>
+        <w:t xml:space="preserve"> The popularity of backyard poultry keeping is growing in urban and suburban areas in the United States (USDA, 2013), but the practice has been an important part of nutrition and economic stability for centuries in other regions (Alders &amp; Pym, 2009). Backyard bird feeding has similarly been a well-established home activity for decades, allowing homeowners opportunities to connect with nature and wildlife while supplementing the diets of wild birds. The scale of bird feeding in the United States is substantial, with federal surveys estimating that over 50 million Americans participate in feeding wild birds, and hundreds of millions of dollars spent on bird seed annually (USFWS 2022). </w:t>
+      </w:r>
+    </w:p>
+    <w:p>
+      <w:pPr>
+        <w:rPr>
+          <w:rFonts w:ascii="Times New Roman" w:hAnsi="Times New Roman" w:cs="Times New Roman"/>
+        </w:rPr>
+      </w:pPr>
+      <w:r>
+        <w:rPr>
+          <w:rFonts w:ascii="Times New Roman" w:hAnsi="Times New Roman" w:cs="Times New Roman"/>
+        </w:rPr>
+        <w:t xml:space="preserve">This often creates opportunities for novel contact between wild bird species, chicken flocks, domestic pets and humans as well and can allow for bidirectional transmission (spillover) of select pathogens carried by animals or contracted from the environment. The prevalence and spread of zoonotic diseases, or diseases shared between wildlife and humans, represents one of the most significant effects of growing contact at the human-wildlife interface, with over 70% of current human diseases originating from wildlife (Jones et al. </w:t>
+      </w:r>
+      <w:commentRangeStart w:id="2"/>
+      <w:r>
+        <w:rPr>
+          <w:rFonts w:ascii="Times New Roman" w:hAnsi="Times New Roman" w:cs="Times New Roman"/>
+        </w:rPr>
+        <w:t>2008</w:t>
+      </w:r>
+      <w:commentRangeEnd w:id="2"/>
+      <w:r>
+        <w:rPr>
+          <w:rStyle w:val="CommentReference"/>
+          <w:rFonts w:ascii="Times New Roman" w:hAnsi="Times New Roman" w:cs="Times New Roman"/>
+          <w:sz w:val="24"/>
+          <w:szCs w:val="24"/>
+        </w:rPr>
+        <w:commentReference w:id="2"/>
+      </w:r>
+      <w:r>
+        <w:rPr>
+          <w:rFonts w:ascii="Times New Roman" w:hAnsi="Times New Roman" w:cs="Times New Roman"/>
+        </w:rPr>
+        <w:t xml:space="preserve">). Bird feeders aggregate wild birds at irregular densities, increasing both direct contact rates between individuals and fecal-oral transmission of bacterial pathogens among individuals and species (Becker and Hall 2014; Becker et al. 2015). </w:t>
+      </w:r>
+      <w:commentRangeStart w:id="3"/>
+      <w:r>
+        <w:rPr>
+          <w:rFonts w:ascii="Times New Roman" w:hAnsi="Times New Roman" w:cs="Times New Roman"/>
+        </w:rPr>
+        <w:t xml:space="preserve">Backyard poultry can further compound this risk, as chickens are known reservoirs for </w:t>
+      </w:r>
+      <w:r>
+        <w:rPr>
+          <w:rFonts w:ascii="Times New Roman" w:hAnsi="Times New Roman" w:cs="Times New Roman"/>
+          <w:i/>
+          <w:iCs/>
+        </w:rPr>
+        <w:t>S. enterica</w:t>
+      </w:r>
+      <w:r>
+        <w:rPr>
+          <w:rFonts w:ascii="Times New Roman" w:hAnsi="Times New Roman" w:cs="Times New Roman"/>
+        </w:rPr>
+        <w:t xml:space="preserve"> and </w:t>
+      </w:r>
+      <w:r>
+        <w:rPr>
+          <w:rFonts w:ascii="Times New Roman" w:hAnsi="Times New Roman" w:cs="Times New Roman"/>
+          <w:i/>
+          <w:iCs/>
+        </w:rPr>
+        <w:t>E. coli</w:t>
+      </w:r>
+      <w:r>
+        <w:rPr>
+          <w:rFonts w:ascii="Times New Roman" w:hAnsi="Times New Roman" w:cs="Times New Roman"/>
+        </w:rPr>
+        <w:t xml:space="preserve">, and can amplify pathogen persistence in the environment </w:t>
+      </w:r>
+      <w:commentRangeEnd w:id="3"/>
+      <w:r>
+        <w:rPr>
+          <w:rStyle w:val="CommentReference"/>
+          <w:rFonts w:ascii="Times New Roman" w:hAnsi="Times New Roman" w:cs="Times New Roman"/>
+          <w:sz w:val="24"/>
+          <w:szCs w:val="24"/>
+        </w:rPr>
+        <w:commentReference w:id="3"/>
+      </w:r>
+      <w:r>
+        <w:rPr>
+          <w:rFonts w:ascii="Times New Roman" w:hAnsi="Times New Roman" w:cs="Times New Roman"/>
+        </w:rPr>
+        <w:t xml:space="preserve">and allow for possible spillover to wild birds, humans, and other domestic animals (Larsen et al. </w:t>
+      </w:r>
+      <w:r>
+        <w:rPr>
+          <w:rFonts w:ascii="Times New Roman" w:hAnsi="Times New Roman" w:cs="Times New Roman"/>
+        </w:rPr>
+        <w:lastRenderedPageBreak/>
+        <w:t xml:space="preserve">2022). Salmonellosis is responsible for hundreds of documented wild bird mortality events (Hall and Saito 2008) and has been linked to human illness through contact with contaminated feeders and wild songbirds (Patel et al. 2021), as well as backyard poultry (CDC, 2025). The combined proximity of human dwellings, bird feeders, and chicken housing may render these interacting factors a concern for public and wildlife health. </w:t>
+      </w:r>
+    </w:p>
+    <w:p>
+      <w:pPr>
+        <w:rPr>
+          <w:rFonts w:ascii="Times New Roman" w:hAnsi="Times New Roman" w:cs="Times New Roman"/>
+        </w:rPr>
+      </w:pPr>
+      <w:r>
+        <w:rPr>
+          <w:rFonts w:ascii="Times New Roman" w:hAnsi="Times New Roman" w:cs="Times New Roman"/>
+        </w:rPr>
+        <w:t xml:space="preserve">These backyard activities are often carried out in private settings where disease knowledge is </w:t>
+      </w:r>
+      <w:r>
+        <w:rPr>
+          <w:rFonts w:ascii="Times New Roman" w:hAnsi="Times New Roman" w:cs="Times New Roman"/>
+        </w:rPr>
+        <w:t>limited,</w:t>
+      </w:r>
+      <w:r>
+        <w:rPr>
+          <w:rFonts w:ascii="Times New Roman" w:hAnsi="Times New Roman" w:cs="Times New Roman"/>
+        </w:rPr>
+        <w:t xml:space="preserve"> and formal safety guidelines are absent. Real-world outbreak data highlight this gap: the 2020–2021 multi-state </w:t>
+      </w:r>
+      <w:r>
+        <w:rPr>
+          <w:rFonts w:ascii="Times New Roman" w:hAnsi="Times New Roman" w:cs="Times New Roman"/>
+          <w:i/>
+          <w:iCs/>
+        </w:rPr>
+        <w:t>Salmonella</w:t>
+      </w:r>
+      <w:r>
+        <w:rPr>
+          <w:rFonts w:ascii="Times New Roman" w:hAnsi="Times New Roman" w:cs="Times New Roman"/>
+        </w:rPr>
+        <w:t xml:space="preserve"> Typhimurium outbreak linked to wild songbirds at residential feeders resulted in 29 confirmed human cases and 14 hospitalizations across the United States (Patel et al. 2021; CDC 2021). Animal-contact related nontyphoidal </w:t>
+      </w:r>
+      <w:r>
+        <w:rPr>
+          <w:rFonts w:ascii="Times New Roman" w:hAnsi="Times New Roman" w:cs="Times New Roman"/>
+          <w:i/>
+          <w:iCs/>
+        </w:rPr>
+        <w:t>Salmonella</w:t>
+      </w:r>
+      <w:r>
+        <w:rPr>
+          <w:rFonts w:ascii="Times New Roman" w:hAnsi="Times New Roman" w:cs="Times New Roman"/>
+        </w:rPr>
+        <w:t xml:space="preserve"> outbreaks have increased in frequency over recent decades, with backyard poultry and wild birds among the most affected sources (Bajwa et al. 2025). Despite this knowledge, studies of small-scale poultry keepers have found that disease risk is generally perceived as low, biosecurity practices vary, and precautions such as isolating new birds, using protective equipment, or disinfecting are rarely observed (Kyle and Sutherland 2016). Other surveys of backyard poultry owners in the United States have shown that most participants were familiar with avian influenza, but awareness of </w:t>
+      </w:r>
+      <w:r>
+        <w:rPr>
+          <w:rFonts w:ascii="Times New Roman" w:hAnsi="Times New Roman" w:cs="Times New Roman"/>
+          <w:i/>
+          <w:iCs/>
+        </w:rPr>
+        <w:t>Salmonella</w:t>
+      </w:r>
+      <w:r>
+        <w:rPr>
+          <w:rFonts w:ascii="Times New Roman" w:hAnsi="Times New Roman" w:cs="Times New Roman"/>
+        </w:rPr>
+        <w:t xml:space="preserve"> and other pathogens was considerably lower, and the majority reported allowing visitors access to their animals with no biosecurity precautions required (Nicholson et al. 2020). Additionally, residential settings receive little outreach or oversight, and current studies may suggest that targeted education and risk mitigation practices can significantly reduce pathogen detection and contact rates at small-scale animal-keeping sites (Marín-Rojo et al. 2025; Kyle and Sutherland 2016). How those who participate in bird feeding respond to these same risks remains poorly documented, and understanding these responses is critical for evaluating the trade-offs between the potential risks and benefits that define these activities. </w:t>
+      </w:r>
+    </w:p>
+    <w:p>
+      <w:pPr>
+        <w:rPr>
+          <w:rFonts w:ascii="Times New Roman" w:hAnsi="Times New Roman" w:cs="Times New Roman"/>
+        </w:rPr>
+      </w:pPr>
+      <w:r>
+        <w:rPr>
+          <w:rFonts w:ascii="Times New Roman" w:hAnsi="Times New Roman" w:cs="Times New Roman"/>
+        </w:rPr>
+        <w:t>The risk of disease spillover through bird feeding and backyard poultry keeping is potentially balanced by the benefits for the people who participate. Current research has shown that interacting with birds and nature can strengthen mental health through effects like reduced stress and anxiety, improved mood, cognitive restoration, and feelings of connection to the natural world (Cox and Gaston 2016; Pocock et al. 2023</w:t>
+      </w:r>
+      <w:r>
+        <w:rPr>
+          <w:rFonts w:ascii="Times New Roman" w:hAnsi="Times New Roman" w:cs="Times New Roman"/>
+        </w:rPr>
+        <w:t>)</w:t>
+      </w:r>
+      <w:r>
+        <w:rPr>
+          <w:rFonts w:ascii="Times New Roman" w:hAnsi="Times New Roman" w:cs="Times New Roman"/>
+        </w:rPr>
+        <w:t>.</w:t>
+      </w:r>
+      <w:r>
+        <w:rPr>
+          <w:rFonts w:ascii="Times New Roman" w:hAnsi="Times New Roman" w:cs="Times New Roman"/>
+        </w:rPr>
+        <w:t xml:space="preserve"> For many people, maintaining a bird feeder provides the only daily form of accessible, low-cost interaction with wildlife. Studies have found that even brief exposure to birds in residential settings contributes positively to personal wellbeing, consistent with broader studies linking nature contact to psychological relief and stress recovery (Dayer et al. 2019</w:t>
+      </w:r>
+      <w:r>
+        <w:rPr>
+          <w:rFonts w:ascii="Times New Roman" w:hAnsi="Times New Roman" w:cs="Times New Roman"/>
+        </w:rPr>
+        <w:t>)</w:t>
+      </w:r>
+      <w:r>
+        <w:rPr>
+          <w:rFonts w:ascii="Times New Roman" w:hAnsi="Times New Roman" w:cs="Times New Roman"/>
+        </w:rPr>
+        <w:t>.</w:t>
+      </w:r>
+      <w:r>
+        <w:rPr>
+          <w:rFonts w:ascii="Times New Roman" w:hAnsi="Times New Roman" w:cs="Times New Roman"/>
+        </w:rPr>
+        <w:t xml:space="preserve"> Small-scale poultry keeping is similarly associated with feelings of self-sufficiency, fulfillment, and stewardship, particularly among urban and suburban residents seeking engagement with food systems and animal care (Kyle and Sutherland 2016; Nicholson et al. 2020</w:t>
+      </w:r>
+      <w:r>
+        <w:rPr>
+          <w:rFonts w:ascii="Times New Roman" w:hAnsi="Times New Roman" w:cs="Times New Roman"/>
+        </w:rPr>
+        <w:t>)</w:t>
+      </w:r>
+      <w:r>
+        <w:rPr>
+          <w:rFonts w:ascii="Times New Roman" w:hAnsi="Times New Roman" w:cs="Times New Roman"/>
+        </w:rPr>
+        <w:t>.</w:t>
+      </w:r>
+      <w:r>
+        <w:rPr>
+          <w:rFonts w:ascii="Times New Roman" w:hAnsi="Times New Roman" w:cs="Times New Roman"/>
+        </w:rPr>
+        <w:t xml:space="preserve"> Households with children may additionally benefit from the educational value of these activities by incorporating an early interest in wildlife, ecology, and sustainable food production. Engagement with backyard wildlife activities may also go beyond personal satisfaction to encourage broader conservation behaviors. Research has shown that people who </w:t>
+      </w:r>
+      <w:r>
+        <w:rPr>
+          <w:rFonts w:ascii="Times New Roman" w:hAnsi="Times New Roman" w:cs="Times New Roman"/>
+        </w:rPr>
+        <w:lastRenderedPageBreak/>
+        <w:t xml:space="preserve">feed and observe birds are more likely to engage in pro-conservation actions such as habitat stewardship, conservation donations, and advocacy for wildlife-friendly policies, suggesting that these activities may provide a link to broader environmental stewardship (Dayer et al. 2019; Pocock et al. 2023; Barbett et al. 2020). Understanding the conservation attitudes of participants in these backyard activities will be valuable for finding opportunities to promote evidence-based biosecurity guidelines to the public. The psychological and conservation benefits of backyard wildlife activities are important factors that must be weighed parallel to any relevant risks to health, wildlife, and environment when discussing activities such as bird feeding and </w:t>
+      </w:r>
+      <w:r>
+        <w:rPr>
+          <w:rFonts w:ascii="Times New Roman" w:hAnsi="Times New Roman" w:cs="Times New Roman"/>
+        </w:rPr>
+        <w:t>small-scale</w:t>
+      </w:r>
+      <w:r>
+        <w:rPr>
+          <w:rFonts w:ascii="Times New Roman" w:hAnsi="Times New Roman" w:cs="Times New Roman"/>
+        </w:rPr>
+        <w:t xml:space="preserve"> poultry. </w:t>
+      </w:r>
+    </w:p>
+    <w:p>
+      <w:pPr>
+        <w:rPr>
+          <w:rFonts w:ascii="Times New Roman" w:hAnsi="Times New Roman" w:cs="Times New Roman"/>
+        </w:rPr>
+      </w:pPr>
+      <w:commentRangeStart w:id="4"/>
+      <w:commentRangeStart w:id="5"/>
+      <w:r>
+        <w:rPr>
+          <w:rFonts w:ascii="Times New Roman" w:hAnsi="Times New Roman" w:cs="Times New Roman"/>
+        </w:rPr>
+        <w:t xml:space="preserve">Most existing research </w:t>
+      </w:r>
+      <w:commentRangeEnd w:id="4"/>
+      <w:r>
+        <w:rPr>
+          <w:rStyle w:val="CommentReference"/>
+          <w:rFonts w:ascii="Times New Roman" w:hAnsi="Times New Roman" w:cs="Times New Roman"/>
+          <w:sz w:val="24"/>
+          <w:szCs w:val="24"/>
+        </w:rPr>
+        <w:commentReference w:id="4"/>
+      </w:r>
+      <w:commentRangeEnd w:id="5"/>
+      <w:r>
+        <w:rPr>
+          <w:rStyle w:val="CommentReference"/>
+          <w:rFonts w:ascii="Times New Roman" w:hAnsi="Times New Roman" w:cs="Times New Roman"/>
+          <w:sz w:val="24"/>
+          <w:szCs w:val="24"/>
+        </w:rPr>
+        <w:commentReference w:id="5"/>
+      </w:r>
+      <w:r>
+        <w:rPr>
+          <w:rFonts w:ascii="Times New Roman" w:hAnsi="Times New Roman" w:cs="Times New Roman"/>
+        </w:rPr>
+        <w:t xml:space="preserve">on backyard wildlife activities and disease risk addresses bird feeding and small-scale poultry keeping in isolation, and few studies have examined disease ecology or spillover prevalence at residential sites where feeders and chickens are both present. </w:t>
+      </w:r>
+      <w:commentRangeStart w:id="6"/>
+      <w:r>
+        <w:rPr>
+          <w:rFonts w:ascii="Times New Roman" w:hAnsi="Times New Roman" w:cs="Times New Roman"/>
+        </w:rPr>
+        <w:t xml:space="preserve">Even at feeder-present sites, little is known about how individual variation in feeder visitation frequency among wild birds may influence infection risk at the individual level, as individuals that visit food sources more frequently may experience greater exposure to environmental pathogens. </w:t>
+      </w:r>
+      <w:commentRangeEnd w:id="6"/>
+      <w:r>
+        <w:rPr>
+          <w:rStyle w:val="CommentReference"/>
+          <w:rFonts w:ascii="Times New Roman" w:hAnsi="Times New Roman" w:cs="Times New Roman"/>
+          <w:sz w:val="24"/>
+          <w:szCs w:val="24"/>
+        </w:rPr>
+        <w:commentReference w:id="6"/>
+      </w:r>
+      <w:commentRangeStart w:id="7"/>
+      <w:r>
+        <w:rPr>
+          <w:rFonts w:ascii="Times New Roman" w:hAnsi="Times New Roman" w:cs="Times New Roman"/>
+        </w:rPr>
+        <w:t>This gap remains relevant in the southeastern United States, where suburban sprawl continues to expand the human-wildlife interface, seasonal variation in temperature and humidity creates year-round conditions for environmental pathogen persistence, and large agricultural presence encourages small-scale animal keeping, and wildlife watching participation, including bird</w:t>
+      </w:r>
+      <w:commentRangeEnd w:id="7"/>
+      <w:r>
+        <w:rPr>
+          <w:rStyle w:val="CommentReference"/>
+          <w:rFonts w:ascii="Times New Roman" w:hAnsi="Times New Roman" w:cs="Times New Roman"/>
+          <w:sz w:val="24"/>
+          <w:szCs w:val="24"/>
+        </w:rPr>
+        <w:commentReference w:id="7"/>
+      </w:r>
+      <w:r>
+        <w:rPr>
+          <w:rFonts w:ascii="Times New Roman" w:hAnsi="Times New Roman" w:cs="Times New Roman"/>
+        </w:rPr>
+        <w:t xml:space="preserve"> feeding, is among the highest of any region in the country, with the East South Central states reporting the highest residential wildlife watching rates nationally (USFWS 2022). The degree to which participants in these activities perceive disease risks, engage in biosecurity practices such as feeder cleaning and personal hygiene, and are willing to modify their behaviors in response to evidence-based recommendations remains poorly characterized, particularly in the southeastern United States where both activities are prevalent. Closing these knowledge gaps is critical for developing evidence-based guidelines that allow people to enjoy the benefits of backyard activities while reducing risk to wild birds, domestic animals, and </w:t>
+      </w:r>
+      <w:commentRangeStart w:id="8"/>
+      <w:r>
+        <w:rPr>
+          <w:rFonts w:ascii="Times New Roman" w:hAnsi="Times New Roman" w:cs="Times New Roman"/>
+        </w:rPr>
+        <w:t>human health.</w:t>
+      </w:r>
+      <w:commentRangeEnd w:id="8"/>
+      <w:r>
+        <w:rPr>
+          <w:rStyle w:val="CommentReference"/>
+          <w:rFonts w:ascii="Times New Roman" w:hAnsi="Times New Roman" w:cs="Times New Roman"/>
+          <w:sz w:val="24"/>
+          <w:szCs w:val="24"/>
+        </w:rPr>
+        <w:commentReference w:id="8"/>
+      </w:r>
+      <w:r>
+        <w:rPr>
+          <w:rFonts w:ascii="Times New Roman" w:hAnsi="Times New Roman" w:cs="Times New Roman"/>
+        </w:rPr>
+        <w:br/>
+      </w:r>
+    </w:p>
+    <w:p>
+      <w:pPr>
+        <w:rPr>
+          <w:rFonts w:ascii="Times New Roman" w:hAnsi="Times New Roman" w:cs="Times New Roman"/>
+        </w:rPr>
+      </w:pPr>
+    </w:p>
+    <w:p>
+      <w:pPr>
+        <w:rPr>
+          <w:rFonts w:ascii="Times New Roman" w:hAnsi="Times New Roman" w:cs="Times New Roman"/>
+        </w:rPr>
+      </w:pPr>
+      <w:r>
+        <w:rPr>
+          <w:rFonts w:ascii="Times New Roman" w:hAnsi="Times New Roman" w:cs="Times New Roman"/>
+        </w:rPr>
+        <w:br w:type="page"/>
+      </w:r>
+    </w:p>
+    <w:p>
+      <w:pPr>
+        <w:rPr>
+          <w:rFonts w:ascii="Times New Roman" w:hAnsi="Times New Roman" w:cs="Times New Roman"/>
+        </w:rPr>
+      </w:pPr>
+    </w:p>
+    <w:p>
+      <w:pPr>
         <w:rPr>
           <w:rFonts w:ascii="Times New Roman" w:hAnsi="Times New Roman" w:cs="Times New Roman"/>
           <w:b/>
           <w:bCs/>
         </w:rPr>
+      </w:pPr>
+      <w:r>
+        <w:rPr>
+          <w:rFonts w:ascii="Times New Roman" w:hAnsi="Times New Roman" w:cs="Times New Roman"/>
+          <w:b/>
+          <w:bCs/>
+        </w:rPr>
+        <w:t>Literature Cited</w:t>
+      </w:r>
+    </w:p>
+    <w:p>
+      <w:pPr>
+        <w:rPr>
+          <w:rFonts w:ascii="Times New Roman" w:hAnsi="Times New Roman" w:cs="Times New Roman"/>
+        </w:rPr>
+      </w:pPr>
+      <w:r>
+        <w:rPr>
+          <w:rFonts w:ascii="Times New Roman" w:hAnsi="Times New Roman" w:cs="Times New Roman"/>
+          <w:b/>
+          <w:bCs/>
+        </w:rPr>
+        <w:t>Disease:</w:t>
+      </w:r>
+      <w:r>
+        <w:rPr>
+          <w:rFonts w:ascii="Times New Roman" w:hAnsi="Times New Roman" w:cs="Times New Roman"/>
+          <w:b/>
+          <w:bCs/>
+        </w:rPr>
         <w:br/>
       </w:r>
       <w:r>
@@ -218,19 +806,11 @@
           <w:rFonts w:ascii="Times New Roman" w:hAnsi="Times New Roman" w:cs="Times New Roman"/>
         </w:rPr>
       </w:pPr>
-      <w:proofErr w:type="spellStart"/>
-      <w:r>
-        <w:rPr>
-          <w:rFonts w:ascii="Times New Roman" w:hAnsi="Times New Roman" w:cs="Times New Roman"/>
-        </w:rPr>
-        <w:t>Darimont</w:t>
-      </w:r>
-      <w:proofErr w:type="spellEnd"/>
-      <w:r>
-        <w:rPr>
-          <w:rFonts w:ascii="Times New Roman" w:hAnsi="Times New Roman" w:cs="Times New Roman"/>
-        </w:rPr>
-        <w:t xml:space="preserve">, Chris T., et al. "Human Predators Outpace Other Agents of Trait Change in the Wild." </w:t>
+      <w:r>
+        <w:rPr>
+          <w:rFonts w:ascii="Times New Roman" w:hAnsi="Times New Roman" w:cs="Times New Roman"/>
+        </w:rPr>
+        <w:t xml:space="preserve">Darimont, Chris T., et al. "Human Predators Outpace Other Agents of Trait Change in the Wild." </w:t>
       </w:r>
       <w:r>
         <w:rPr>
@@ -365,6 +945,7 @@
         <w:rPr>
           <w:rFonts w:ascii="Times New Roman" w:hAnsi="Times New Roman" w:cs="Times New Roman"/>
         </w:rPr>
+        <w:lastRenderedPageBreak/>
         <w:t xml:space="preserve">Patel, Kane, et al. "Human Salmonellosis Outbreak Linked to </w:t>
       </w:r>
       <w:r>
@@ -408,7 +989,6 @@
           <w:b/>
           <w:bCs/>
         </w:rPr>
-        <w:lastRenderedPageBreak/>
         <w:t>Supp. Feeding:</w:t>
       </w:r>
       <w:r>
@@ -435,21 +1015,7 @@
         <w:rPr>
           <w:rFonts w:ascii="Times New Roman" w:hAnsi="Times New Roman" w:cs="Times New Roman"/>
         </w:rPr>
-        <w:t xml:space="preserve">, vol. 11, no. 7, 2016, e0158717, </w:t>
-      </w:r>
-      <w:proofErr w:type="gramStart"/>
-      <w:r>
-        <w:rPr>
-          <w:rFonts w:ascii="Times New Roman" w:hAnsi="Times New Roman" w:cs="Times New Roman"/>
-        </w:rPr>
-        <w:t>doi:10.1371/journal.pone</w:t>
-      </w:r>
-      <w:proofErr w:type="gramEnd"/>
-      <w:r>
-        <w:rPr>
-          <w:rFonts w:ascii="Times New Roman" w:hAnsi="Times New Roman" w:cs="Times New Roman"/>
-        </w:rPr>
-        <w:t>.0158717.</w:t>
+        <w:t>, vol. 11, no. 7, 2016, e0158717, doi:10.1371/journal.pone.0158717.</w:t>
       </w:r>
     </w:p>
     <w:p>
@@ -476,21 +1042,7 @@
         <w:rPr>
           <w:rFonts w:ascii="Times New Roman" w:hAnsi="Times New Roman" w:cs="Times New Roman"/>
         </w:rPr>
-        <w:t xml:space="preserve">, vol. 7, no. 6, 2012, e39692, </w:t>
-      </w:r>
-      <w:proofErr w:type="gramStart"/>
-      <w:r>
-        <w:rPr>
-          <w:rFonts w:ascii="Times New Roman" w:hAnsi="Times New Roman" w:cs="Times New Roman"/>
-        </w:rPr>
-        <w:t>doi:10.1371/journal.pone</w:t>
-      </w:r>
-      <w:proofErr w:type="gramEnd"/>
-      <w:r>
-        <w:rPr>
-          <w:rFonts w:ascii="Times New Roman" w:hAnsi="Times New Roman" w:cs="Times New Roman"/>
-        </w:rPr>
-        <w:t>.0039692.</w:t>
+        <w:t>, vol. 7, no. 6, 2012, e39692, doi:10.1371/journal.pone.0039692.</w:t>
       </w:r>
     </w:p>
     <w:p>
@@ -517,21 +1069,7 @@
         <w:rPr>
           <w:rFonts w:ascii="Times New Roman" w:hAnsi="Times New Roman" w:cs="Times New Roman"/>
         </w:rPr>
-        <w:t xml:space="preserve">, vol. 180, 2014, pp. 64–74, </w:t>
-      </w:r>
-      <w:proofErr w:type="gramStart"/>
-      <w:r>
-        <w:rPr>
-          <w:rFonts w:ascii="Times New Roman" w:hAnsi="Times New Roman" w:cs="Times New Roman"/>
-        </w:rPr>
-        <w:t>doi:10.1016/j.biocon</w:t>
-      </w:r>
-      <w:proofErr w:type="gramEnd"/>
-      <w:r>
-        <w:rPr>
-          <w:rFonts w:ascii="Times New Roman" w:hAnsi="Times New Roman" w:cs="Times New Roman"/>
-        </w:rPr>
-        <w:t>.2014.09.038.</w:t>
+        <w:t>, vol. 180, 2014, pp. 64–74, doi:10.1016/j.biocon.2014.09.038.</w:t>
       </w:r>
     </w:p>
     <w:p>
@@ -639,21 +1177,7 @@
         <w:rPr>
           <w:rFonts w:ascii="Times New Roman" w:hAnsi="Times New Roman" w:cs="Times New Roman"/>
         </w:rPr>
-        <w:t xml:space="preserve">Barbett, Lea, et al. "Measuring Actions for Nature—Development and Validation of a Pro-Nature Conservation </w:t>
-      </w:r>
-      <w:proofErr w:type="spellStart"/>
-      <w:r>
-        <w:rPr>
-          <w:rFonts w:ascii="Times New Roman" w:hAnsi="Times New Roman" w:cs="Times New Roman"/>
-        </w:rPr>
-        <w:t>Behaviour</w:t>
-      </w:r>
-      <w:proofErr w:type="spellEnd"/>
-      <w:r>
-        <w:rPr>
-          <w:rFonts w:ascii="Times New Roman" w:hAnsi="Times New Roman" w:cs="Times New Roman"/>
-        </w:rPr>
-        <w:t xml:space="preserve"> Scale." </w:t>
+        <w:t xml:space="preserve">Barbett, Lea, et al. "Measuring Actions for Nature—Development and Validation of a Pro-Nature Conservation Behaviour Scale." </w:t>
       </w:r>
       <w:r>
         <w:rPr>
@@ -669,7 +1193,7 @@
         </w:rPr>
         <w:t xml:space="preserve">, vol. 12, no. 12, 2020, p. 4885. </w:t>
       </w:r>
-      <w:hyperlink r:id="rId4" w:history="1">
+      <w:hyperlink r:id="rId8" w:history="1">
         <w:r>
           <w:rPr>
             <w:rStyle w:val="Hyperlink"/>
@@ -711,7 +1235,7 @@
         </w:rPr>
         <w:t xml:space="preserve">, vol. 74, 2021, p. 101577. </w:t>
       </w:r>
-      <w:hyperlink r:id="rId5" w:history="1">
+      <w:hyperlink r:id="rId9" w:history="1">
         <w:r>
           <w:rPr>
             <w:rStyle w:val="Hyperlink"/>
@@ -753,7 +1277,7 @@
         </w:rPr>
         <w:t xml:space="preserve">, vol. 18, no. 5, 2010, pp. 695–708. </w:t>
       </w:r>
-      <w:hyperlink r:id="rId6" w:history="1">
+      <w:hyperlink r:id="rId10" w:history="1">
         <w:r>
           <w:rPr>
             <w:rStyle w:val="Hyperlink"/>
@@ -795,7 +1319,7 @@
         </w:rPr>
         <w:t xml:space="preserve">, vol. 77, 2006, pp. 45–72. </w:t>
       </w:r>
-      <w:hyperlink r:id="rId7" w:history="1">
+      <w:hyperlink r:id="rId11" w:history="1">
         <w:r>
           <w:rPr>
             <w:rStyle w:val="Hyperlink"/>
@@ -821,21 +1345,8 @@
         <w:rPr>
           <w:rFonts w:ascii="Times New Roman" w:hAnsi="Times New Roman" w:cs="Times New Roman"/>
         </w:rPr>
-        <w:t xml:space="preserve">Pocock, Michael J. O., et al. "The Benefits of Citizen Science and Nature-Noticing Activities for Well-Being, Nature Connectedness and Pro-Nature Conservation </w:t>
-      </w:r>
-      <w:proofErr w:type="spellStart"/>
-      <w:r>
-        <w:rPr>
-          <w:rFonts w:ascii="Times New Roman" w:hAnsi="Times New Roman" w:cs="Times New Roman"/>
-        </w:rPr>
-        <w:t>Behaviours</w:t>
-      </w:r>
-      <w:proofErr w:type="spellEnd"/>
-      <w:r>
-        <w:rPr>
-          <w:rFonts w:ascii="Times New Roman" w:hAnsi="Times New Roman" w:cs="Times New Roman"/>
-        </w:rPr>
-        <w:t xml:space="preserve">." </w:t>
+        <w:lastRenderedPageBreak/>
+        <w:t xml:space="preserve">Pocock, Michael J. O., et al. "The Benefits of Citizen Science and Nature-Noticing Activities for Well-Being, Nature Connectedness and Pro-Nature Conservation Behaviours." </w:t>
       </w:r>
       <w:r>
         <w:rPr>
@@ -851,7 +1362,7 @@
         </w:rPr>
         <w:t xml:space="preserve">, vol. 5, no. 2, 2023, pp. 591–606. </w:t>
       </w:r>
-      <w:hyperlink r:id="rId8" w:history="1">
+      <w:hyperlink r:id="rId12" w:history="1">
         <w:r>
           <w:rPr>
             <w:rStyle w:val="Hyperlink"/>
@@ -877,7 +1388,6 @@
         <w:rPr>
           <w:rFonts w:ascii="Times New Roman" w:hAnsi="Times New Roman" w:cs="Times New Roman"/>
         </w:rPr>
-        <w:lastRenderedPageBreak/>
         <w:t xml:space="preserve">United States, National Oceanic and Atmospheric Administration, Coastal Services Center. </w:t>
       </w:r>
       <w:r>
@@ -1159,15 +1669,1067 @@
       <w:pPr>
         <w:rPr>
           <w:rFonts w:ascii="Times New Roman" w:hAnsi="Times New Roman" w:cs="Times New Roman"/>
-        </w:rPr>
-      </w:pPr>
-      <w:r>
-        <w:rPr>
-          <w:rFonts w:ascii="Times New Roman" w:hAnsi="Times New Roman" w:cs="Times New Roman"/>
           <w:b/>
           <w:bCs/>
         </w:rPr>
+      </w:pPr>
+      <w:r>
+        <w:rPr>
+          <w:rFonts w:ascii="Times New Roman" w:hAnsi="Times New Roman" w:cs="Times New Roman"/>
+          <w:b/>
+          <w:bCs/>
+        </w:rPr>
         <w:lastRenderedPageBreak/>
+        <w:t>Methods:</w:t>
+      </w:r>
+    </w:p>
+    <w:p>
+      <w:pPr>
+        <w:rPr>
+          <w:rFonts w:ascii="Times New Roman" w:hAnsi="Times New Roman" w:cs="Times New Roman"/>
+          <w:b/>
+          <w:bCs/>
+        </w:rPr>
+      </w:pPr>
+      <w:r>
+        <w:rPr>
+          <w:rFonts w:ascii="Times New Roman" w:hAnsi="Times New Roman" w:cs="Times New Roman"/>
+          <w:b/>
+          <w:bCs/>
+        </w:rPr>
+        <w:t>Study Area and Experimental Design</w:t>
+      </w:r>
+    </w:p>
+    <w:p>
+      <w:pPr>
+        <w:rPr>
+          <w:rFonts w:ascii="Times New Roman" w:hAnsi="Times New Roman" w:cs="Times New Roman"/>
+        </w:rPr>
+      </w:pPr>
+      <w:r>
+        <w:rPr>
+          <w:rFonts w:ascii="Times New Roman" w:hAnsi="Times New Roman" w:cs="Times New Roman"/>
+        </w:rPr>
+        <w:t xml:space="preserve">This study is conducted along an urban-to-rural gradient in central Alabama. Twelve sites are sampled monthly, categorized into four treatment types: control sites with no feeders or poultry (n = 4), </w:t>
+      </w:r>
+      <w:r>
+        <w:rPr>
+          <w:rFonts w:ascii="Times New Roman" w:hAnsi="Times New Roman" w:cs="Times New Roman"/>
+        </w:rPr>
+        <w:t xml:space="preserve">backyard </w:t>
+      </w:r>
+      <w:r>
+        <w:rPr>
+          <w:rFonts w:ascii="Times New Roman" w:hAnsi="Times New Roman" w:cs="Times New Roman"/>
+        </w:rPr>
+        <w:t xml:space="preserve">bird feeder-only sites (n = 4), backyard chicken-only sites (n = 2), and </w:t>
+      </w:r>
+      <w:r>
+        <w:rPr>
+          <w:rFonts w:ascii="Times New Roman" w:hAnsi="Times New Roman" w:cs="Times New Roman"/>
+        </w:rPr>
+        <w:t xml:space="preserve">backyard </w:t>
+      </w:r>
+      <w:r>
+        <w:rPr>
+          <w:rFonts w:ascii="Times New Roman" w:hAnsi="Times New Roman" w:cs="Times New Roman"/>
+        </w:rPr>
+        <w:t xml:space="preserve">sites with both </w:t>
+      </w:r>
+      <w:r>
+        <w:rPr>
+          <w:rFonts w:ascii="Times New Roman" w:hAnsi="Times New Roman" w:cs="Times New Roman"/>
+        </w:rPr>
+        <w:t xml:space="preserve">bird </w:t>
+      </w:r>
+      <w:r>
+        <w:rPr>
+          <w:rFonts w:ascii="Times New Roman" w:hAnsi="Times New Roman" w:cs="Times New Roman"/>
+        </w:rPr>
+        <w:t xml:space="preserve">feeders and chickens (n = 2). Sites were selected </w:t>
+      </w:r>
+      <w:r>
+        <w:rPr>
+          <w:rFonts w:ascii="Times New Roman" w:hAnsi="Times New Roman" w:cs="Times New Roman"/>
+        </w:rPr>
+        <w:t xml:space="preserve">to best </w:t>
+      </w:r>
+      <w:r>
+        <w:rPr>
+          <w:rFonts w:ascii="Times New Roman" w:hAnsi="Times New Roman" w:cs="Times New Roman"/>
+        </w:rPr>
+        <w:t>represent the</w:t>
+      </w:r>
+      <w:r>
+        <w:rPr>
+          <w:rFonts w:ascii="Times New Roman" w:hAnsi="Times New Roman" w:cs="Times New Roman"/>
+        </w:rPr>
+        <w:t xml:space="preserve"> gradient of</w:t>
+      </w:r>
+      <w:r>
+        <w:rPr>
+          <w:rFonts w:ascii="Times New Roman" w:hAnsi="Times New Roman" w:cs="Times New Roman"/>
+        </w:rPr>
+        <w:t xml:space="preserve"> forested </w:t>
+      </w:r>
+      <w:r>
+        <w:rPr>
+          <w:rFonts w:ascii="Times New Roman" w:hAnsi="Times New Roman" w:cs="Times New Roman"/>
+        </w:rPr>
+        <w:t xml:space="preserve">to rural </w:t>
+      </w:r>
+      <w:r>
+        <w:rPr>
+          <w:rFonts w:ascii="Times New Roman" w:hAnsi="Times New Roman" w:cs="Times New Roman"/>
+        </w:rPr>
+        <w:t xml:space="preserve">habitat to capture pathogen dynamics at the </w:t>
+      </w:r>
+      <w:r>
+        <w:rPr>
+          <w:rFonts w:ascii="Times New Roman" w:hAnsi="Times New Roman" w:cs="Times New Roman"/>
+        </w:rPr>
+        <w:t>human</w:t>
+      </w:r>
+      <w:r>
+        <w:rPr>
+          <w:rFonts w:ascii="Times New Roman" w:hAnsi="Times New Roman" w:cs="Times New Roman"/>
+        </w:rPr>
+        <w:t>-</w:t>
+      </w:r>
+      <w:r>
+        <w:rPr>
+          <w:rFonts w:ascii="Times New Roman" w:hAnsi="Times New Roman" w:cs="Times New Roman"/>
+        </w:rPr>
+        <w:t>wildlife</w:t>
+      </w:r>
+      <w:r>
+        <w:rPr>
+          <w:rFonts w:ascii="Times New Roman" w:hAnsi="Times New Roman" w:cs="Times New Roman"/>
+        </w:rPr>
+        <w:t xml:space="preserve"> interface. A standardized site </w:t>
+      </w:r>
+      <w:r>
+        <w:rPr>
+          <w:rFonts w:ascii="Times New Roman" w:hAnsi="Times New Roman" w:cs="Times New Roman"/>
+        </w:rPr>
+        <w:t>entry</w:t>
+      </w:r>
+      <w:r>
+        <w:rPr>
+          <w:rFonts w:ascii="Times New Roman" w:hAnsi="Times New Roman" w:cs="Times New Roman"/>
+        </w:rPr>
+        <w:t xml:space="preserve"> questionnaire </w:t>
+      </w:r>
+      <w:r>
+        <w:rPr>
+          <w:rFonts w:ascii="Times New Roman" w:hAnsi="Times New Roman" w:cs="Times New Roman"/>
+        </w:rPr>
+        <w:t>is administered to record factors such as</w:t>
+      </w:r>
+      <w:r>
+        <w:rPr>
+          <w:rFonts w:ascii="Times New Roman" w:hAnsi="Times New Roman" w:cs="Times New Roman"/>
+        </w:rPr>
+        <w:t xml:space="preserve"> feeder type and placement, poultry housing, </w:t>
+      </w:r>
+      <w:r>
+        <w:rPr>
+          <w:rFonts w:ascii="Times New Roman" w:hAnsi="Times New Roman" w:cs="Times New Roman"/>
+        </w:rPr>
+        <w:t xml:space="preserve">current cleaning practices, </w:t>
+      </w:r>
+      <w:r>
+        <w:rPr>
+          <w:rFonts w:ascii="Times New Roman" w:hAnsi="Times New Roman" w:cs="Times New Roman"/>
+        </w:rPr>
+        <w:t>and proximity to forest edges at each location.</w:t>
+      </w:r>
+    </w:p>
+    <w:p>
+      <w:pPr>
+        <w:rPr>
+          <w:rFonts w:ascii="Times New Roman" w:hAnsi="Times New Roman" w:cs="Times New Roman"/>
+          <w:b/>
+          <w:bCs/>
+        </w:rPr>
+      </w:pPr>
+      <w:r>
+        <w:rPr>
+          <w:rFonts w:ascii="Times New Roman" w:hAnsi="Times New Roman" w:cs="Times New Roman"/>
+          <w:b/>
+          <w:bCs/>
+        </w:rPr>
+        <w:t>Field Sampling</w:t>
+      </w:r>
+    </w:p>
+    <w:p>
+      <w:pPr>
+        <w:rPr>
+          <w:rFonts w:ascii="Times New Roman" w:hAnsi="Times New Roman" w:cs="Times New Roman"/>
+        </w:rPr>
+      </w:pPr>
+      <w:r>
+        <w:rPr>
+          <w:rFonts w:ascii="Times New Roman" w:hAnsi="Times New Roman" w:cs="Times New Roman"/>
+        </w:rPr>
+        <w:t>Field sampling began in summer 2024 and continues through 2027, with monthly visits to each site. To date, over 230 wild songbirds have been captured using mist nets deployed near feeders, coops, or comparable areas at control sites. Each bird is identified to species</w:t>
+      </w:r>
+      <w:r>
+        <w:rPr>
+          <w:rFonts w:ascii="Times New Roman" w:hAnsi="Times New Roman" w:cs="Times New Roman"/>
+        </w:rPr>
+        <w:t xml:space="preserve">-level </w:t>
+      </w:r>
+      <w:r>
+        <w:rPr>
+          <w:rFonts w:ascii="Times New Roman" w:hAnsi="Times New Roman" w:cs="Times New Roman"/>
+        </w:rPr>
+        <w:t xml:space="preserve">and </w:t>
+      </w:r>
+      <w:r>
+        <w:rPr>
+          <w:rFonts w:ascii="Times New Roman" w:hAnsi="Times New Roman" w:cs="Times New Roman"/>
+        </w:rPr>
+        <w:t>sexed,</w:t>
+      </w:r>
+      <w:r>
+        <w:rPr>
+          <w:rFonts w:ascii="Times New Roman" w:hAnsi="Times New Roman" w:cs="Times New Roman"/>
+        </w:rPr>
+        <w:t xml:space="preserve"> </w:t>
+      </w:r>
+      <w:r>
+        <w:rPr>
+          <w:rFonts w:ascii="Times New Roman" w:hAnsi="Times New Roman" w:cs="Times New Roman"/>
+        </w:rPr>
+        <w:t>when</w:t>
+      </w:r>
+      <w:r>
+        <w:rPr>
+          <w:rFonts w:ascii="Times New Roman" w:hAnsi="Times New Roman" w:cs="Times New Roman"/>
+        </w:rPr>
+        <w:t xml:space="preserve"> possible, measured for body mass, wing chord, tarsus length, and </w:t>
+      </w:r>
+      <w:r>
+        <w:rPr>
+          <w:rFonts w:ascii="Times New Roman" w:hAnsi="Times New Roman" w:cs="Times New Roman"/>
+        </w:rPr>
+        <w:t xml:space="preserve">bill </w:t>
+      </w:r>
+      <w:r>
+        <w:rPr>
+          <w:rFonts w:ascii="Times New Roman" w:hAnsi="Times New Roman" w:cs="Times New Roman"/>
+        </w:rPr>
+        <w:t xml:space="preserve">and skull </w:t>
+      </w:r>
+      <w:r>
+        <w:rPr>
+          <w:rFonts w:ascii="Times New Roman" w:hAnsi="Times New Roman" w:cs="Times New Roman"/>
+        </w:rPr>
+        <w:t xml:space="preserve">dimensions. All individuals receive a </w:t>
+      </w:r>
+      <w:r>
+        <w:rPr>
+          <w:rFonts w:ascii="Times New Roman" w:hAnsi="Times New Roman" w:cs="Times New Roman"/>
+        </w:rPr>
+        <w:t>sequentially</w:t>
+      </w:r>
+      <w:r>
+        <w:rPr>
+          <w:rFonts w:ascii="Times New Roman" w:hAnsi="Times New Roman" w:cs="Times New Roman"/>
+        </w:rPr>
+        <w:t xml:space="preserve"> numbered USGS </w:t>
+      </w:r>
+      <w:r>
+        <w:rPr>
+          <w:rFonts w:ascii="Times New Roman" w:hAnsi="Times New Roman" w:cs="Times New Roman"/>
+          <w:highlight w:val="yellow"/>
+        </w:rPr>
+        <w:t>aluminu</w:t>
+      </w:r>
+      <w:r>
+        <w:rPr>
+          <w:rFonts w:ascii="Times New Roman" w:hAnsi="Times New Roman" w:cs="Times New Roman"/>
+          <w:highlight w:val="yellow"/>
+        </w:rPr>
+        <w:t>m?</w:t>
+      </w:r>
+      <w:r>
+        <w:rPr>
+          <w:rFonts w:ascii="Times New Roman" w:hAnsi="Times New Roman" w:cs="Times New Roman"/>
+        </w:rPr>
+        <w:t xml:space="preserve"> </w:t>
+      </w:r>
+      <w:r>
+        <w:rPr>
+          <w:rFonts w:ascii="Times New Roman" w:hAnsi="Times New Roman" w:cs="Times New Roman"/>
+        </w:rPr>
+        <w:t xml:space="preserve">leg band. A subset of common resident species </w:t>
+      </w:r>
+      <w:r>
+        <w:rPr>
+          <w:rFonts w:ascii="Times New Roman" w:hAnsi="Times New Roman" w:cs="Times New Roman"/>
+        </w:rPr>
+        <w:t>including</w:t>
+      </w:r>
+      <w:r>
+        <w:rPr>
+          <w:rFonts w:ascii="Times New Roman" w:hAnsi="Times New Roman" w:cs="Times New Roman"/>
+        </w:rPr>
+        <w:t xml:space="preserve"> Carolina Chickadee, Tufted Titmouse, Carolina Wren, Blue Jay, Downy Woodpecker, House Finch, and Northern Cardinal</w:t>
+      </w:r>
+      <w:r>
+        <w:rPr>
+          <w:rFonts w:ascii="Times New Roman" w:hAnsi="Times New Roman" w:cs="Times New Roman"/>
+        </w:rPr>
+        <w:t>-</w:t>
+      </w:r>
+      <w:r>
+        <w:rPr>
+          <w:rFonts w:ascii="Times New Roman" w:hAnsi="Times New Roman" w:cs="Times New Roman"/>
+        </w:rPr>
+        <w:t xml:space="preserve"> </w:t>
+      </w:r>
+      <w:r>
+        <w:rPr>
+          <w:rFonts w:ascii="Times New Roman" w:hAnsi="Times New Roman" w:cs="Times New Roman"/>
+        </w:rPr>
+        <w:t>receive</w:t>
+      </w:r>
+      <w:r>
+        <w:rPr>
+          <w:rFonts w:ascii="Times New Roman" w:hAnsi="Times New Roman" w:cs="Times New Roman"/>
+        </w:rPr>
+        <w:t xml:space="preserve"> </w:t>
+      </w:r>
+      <w:r>
+        <w:rPr>
+          <w:rFonts w:ascii="Times New Roman" w:hAnsi="Times New Roman" w:cs="Times New Roman"/>
+        </w:rPr>
+        <w:t>passive integrated transponder (PIT) leg bands</w:t>
+      </w:r>
+      <w:r>
+        <w:rPr>
+          <w:rFonts w:ascii="Times New Roman" w:hAnsi="Times New Roman" w:cs="Times New Roman"/>
+        </w:rPr>
+        <w:t xml:space="preserve"> </w:t>
+      </w:r>
+      <w:r>
+        <w:rPr>
+          <w:rFonts w:ascii="Times New Roman" w:hAnsi="Times New Roman" w:cs="Times New Roman"/>
+          <w:highlight w:val="yellow"/>
+        </w:rPr>
+        <w:t>(Cite- Collins?)</w:t>
+      </w:r>
+      <w:r>
+        <w:rPr>
+          <w:rFonts w:ascii="Times New Roman" w:hAnsi="Times New Roman" w:cs="Times New Roman"/>
+        </w:rPr>
+        <w:t>. Radio-frequency identification (RFID) antennas installed at feeders</w:t>
+      </w:r>
+      <w:r>
+        <w:rPr>
+          <w:rFonts w:ascii="Times New Roman" w:hAnsi="Times New Roman" w:cs="Times New Roman"/>
+        </w:rPr>
+        <w:t>, inside</w:t>
+      </w:r>
+      <w:r>
+        <w:rPr>
+          <w:rFonts w:ascii="Times New Roman" w:hAnsi="Times New Roman" w:cs="Times New Roman"/>
+        </w:rPr>
+        <w:t xml:space="preserve"> coops</w:t>
+      </w:r>
+      <w:r>
+        <w:rPr>
+          <w:rFonts w:ascii="Times New Roman" w:hAnsi="Times New Roman" w:cs="Times New Roman"/>
+        </w:rPr>
+        <w:t xml:space="preserve">, and </w:t>
+      </w:r>
+      <w:r>
+        <w:rPr>
+          <w:rFonts w:ascii="Times New Roman" w:hAnsi="Times New Roman" w:cs="Times New Roman"/>
+        </w:rPr>
+        <w:t>on perches at control sites</w:t>
+      </w:r>
+      <w:r>
+        <w:rPr>
+          <w:rFonts w:ascii="Times New Roman" w:hAnsi="Times New Roman" w:cs="Times New Roman"/>
+        </w:rPr>
+        <w:t xml:space="preserve"> record date</w:t>
+      </w:r>
+      <w:r>
+        <w:rPr>
+          <w:rFonts w:ascii="Times New Roman" w:hAnsi="Times New Roman" w:cs="Times New Roman"/>
+        </w:rPr>
+        <w:t xml:space="preserve">- </w:t>
+      </w:r>
+      <w:r>
+        <w:rPr>
+          <w:rFonts w:ascii="Times New Roman" w:hAnsi="Times New Roman" w:cs="Times New Roman"/>
+        </w:rPr>
+        <w:t xml:space="preserve">and time-stamped visits from PIT-tagged individuals. Migratory </w:t>
+      </w:r>
+      <w:r>
+        <w:rPr>
+          <w:rFonts w:ascii="Times New Roman" w:hAnsi="Times New Roman" w:cs="Times New Roman"/>
+        </w:rPr>
+        <w:t xml:space="preserve">and unlisted </w:t>
+      </w:r>
+      <w:r>
+        <w:rPr>
+          <w:rFonts w:ascii="Times New Roman" w:hAnsi="Times New Roman" w:cs="Times New Roman"/>
+        </w:rPr>
+        <w:t>species do not receive PIT tags.</w:t>
+      </w:r>
+    </w:p>
+    <w:p>
+      <w:pPr>
+        <w:rPr>
+          <w:rFonts w:ascii="Times New Roman" w:hAnsi="Times New Roman" w:cs="Times New Roman"/>
+        </w:rPr>
+      </w:pPr>
+      <w:r>
+        <w:rPr>
+          <w:rFonts w:ascii="Times New Roman" w:hAnsi="Times New Roman" w:cs="Times New Roman"/>
+        </w:rPr>
+        <w:t xml:space="preserve">Fecal samples are collected from each captured bird via cloacal swab or from fresh droppings on clean surfaces. Backyard chicken fecal samples and soil/surface swabs from feeder and coop areas are also collected to characterize environmental pathogen reservoirs. All samples are transported on ice and stored at </w:t>
+      </w:r>
+      <w:r>
+        <w:rPr>
+          <w:rFonts w:ascii="Times New Roman" w:hAnsi="Times New Roman" w:cs="Times New Roman"/>
+        </w:rPr>
+        <w:t>-80</w:t>
+      </w:r>
+      <w:r>
+        <w:rPr>
+          <w:rFonts w:ascii="Times New Roman" w:hAnsi="Times New Roman" w:cs="Times New Roman"/>
+        </w:rPr>
+        <w:t>°C until processing.</w:t>
+      </w:r>
+    </w:p>
+    <w:p>
+      <w:pPr>
+        <w:rPr>
+          <w:rFonts w:ascii="Times New Roman" w:hAnsi="Times New Roman" w:cs="Times New Roman"/>
+          <w:b/>
+          <w:bCs/>
+        </w:rPr>
+      </w:pPr>
+      <w:r>
+        <w:rPr>
+          <w:rFonts w:ascii="Times New Roman" w:hAnsi="Times New Roman" w:cs="Times New Roman"/>
+          <w:b/>
+          <w:bCs/>
+        </w:rPr>
+        <w:t>Laboratory Analysis</w:t>
+      </w:r>
+    </w:p>
+    <w:p>
+      <w:pPr>
+        <w:rPr>
+          <w:rFonts w:ascii="Times New Roman" w:hAnsi="Times New Roman" w:cs="Times New Roman"/>
+        </w:rPr>
+      </w:pPr>
+      <w:r>
+        <w:rPr>
+          <w:rFonts w:ascii="Times New Roman" w:hAnsi="Times New Roman" w:cs="Times New Roman"/>
+        </w:rPr>
+        <w:t xml:space="preserve">Laboratory work is conducted at Auburn University in collaboration with the Thompson Bishop Sparks State Diagnostic Laboratory. </w:t>
+      </w:r>
+      <w:r>
+        <w:rPr>
+          <w:rFonts w:ascii="Times New Roman" w:hAnsi="Times New Roman" w:cs="Times New Roman"/>
+        </w:rPr>
+        <w:t>Fecal s</w:t>
+      </w:r>
+      <w:r>
+        <w:rPr>
+          <w:rFonts w:ascii="Times New Roman" w:hAnsi="Times New Roman" w:cs="Times New Roman"/>
+        </w:rPr>
+        <w:t xml:space="preserve">amples are enriched in </w:t>
+      </w:r>
+      <w:r>
+        <w:rPr>
+          <w:rFonts w:ascii="Times New Roman" w:hAnsi="Times New Roman" w:cs="Times New Roman"/>
+        </w:rPr>
+        <w:t>pre-enriched in buffered peptone water, then transferred to selective enrichment broth</w:t>
+      </w:r>
+      <w:r>
+        <w:rPr>
+          <w:rFonts w:ascii="Times New Roman" w:hAnsi="Times New Roman" w:cs="Times New Roman"/>
+        </w:rPr>
+        <w:t xml:space="preserve"> </w:t>
+      </w:r>
+      <w:r>
+        <w:rPr>
+          <w:rFonts w:ascii="Times New Roman" w:hAnsi="Times New Roman" w:cs="Times New Roman"/>
+        </w:rPr>
+        <w:t xml:space="preserve">and plated on selective and differential media for </w:t>
+      </w:r>
+      <w:r>
+        <w:rPr>
+          <w:rFonts w:ascii="Times New Roman" w:hAnsi="Times New Roman" w:cs="Times New Roman"/>
+          <w:i/>
+          <w:iCs/>
+        </w:rPr>
+        <w:t>Salmonella enterica</w:t>
+      </w:r>
+      <w:r>
+        <w:rPr>
+          <w:rFonts w:ascii="Times New Roman" w:hAnsi="Times New Roman" w:cs="Times New Roman"/>
+        </w:rPr>
+        <w:t xml:space="preserve"> detection. Presumptive colonies are confirmed using </w:t>
+      </w:r>
+      <w:r>
+        <w:rPr>
+          <w:rFonts w:ascii="Times New Roman" w:hAnsi="Times New Roman" w:cs="Times New Roman"/>
+        </w:rPr>
+        <w:t>**</w:t>
+      </w:r>
+      <w:r>
+        <w:rPr>
+          <w:rFonts w:ascii="Times New Roman" w:hAnsi="Times New Roman" w:cs="Times New Roman"/>
+          <w:highlight w:val="yellow"/>
+        </w:rPr>
+        <w:t>matrix-assisted laser desorption/ionization time-of-flight mass spectrometry (MALDI-TOF MS).</w:t>
+      </w:r>
+      <w:r>
+        <w:rPr>
+          <w:rFonts w:ascii="Times New Roman" w:hAnsi="Times New Roman" w:cs="Times New Roman"/>
+        </w:rPr>
+        <w:t xml:space="preserve"> Confirmed isolates are archived for potential serotyping or whole-genome sequencing.</w:t>
+      </w:r>
+    </w:p>
+    <w:p>
+      <w:pPr>
+        <w:rPr>
+          <w:rFonts w:ascii="Times New Roman" w:hAnsi="Times New Roman" w:cs="Times New Roman"/>
+          <w:b/>
+          <w:bCs/>
+        </w:rPr>
+      </w:pPr>
+      <w:r>
+        <w:rPr>
+          <w:rFonts w:ascii="Times New Roman" w:hAnsi="Times New Roman" w:cs="Times New Roman"/>
+          <w:b/>
+          <w:bCs/>
+        </w:rPr>
+        <w:t>Human Participant Surveys</w:t>
+      </w:r>
+    </w:p>
+    <w:p>
+      <w:pPr>
+        <w:rPr>
+          <w:rFonts w:ascii="Times New Roman" w:hAnsi="Times New Roman" w:cs="Times New Roman"/>
+        </w:rPr>
+      </w:pPr>
+      <w:r>
+        <w:rPr>
+          <w:rFonts w:ascii="Times New Roman" w:hAnsi="Times New Roman" w:cs="Times New Roman"/>
+        </w:rPr>
+        <w:t xml:space="preserve">During the latter half of the study timeline (2026–2027), voluntary surveys will be administered to participants at bird feeding and/or poultry-keeping sites. Developed from </w:t>
+      </w:r>
+      <w:r>
+        <w:rPr>
+          <w:rFonts w:ascii="Times New Roman" w:hAnsi="Times New Roman" w:cs="Times New Roman"/>
+        </w:rPr>
+        <w:t>peer-reviewed</w:t>
+      </w:r>
+      <w:r>
+        <w:rPr>
+          <w:rFonts w:ascii="Times New Roman" w:hAnsi="Times New Roman" w:cs="Times New Roman"/>
+        </w:rPr>
+        <w:t xml:space="preserve"> </w:t>
+      </w:r>
+      <w:r>
+        <w:rPr>
+          <w:rFonts w:ascii="Times New Roman" w:hAnsi="Times New Roman" w:cs="Times New Roman"/>
+        </w:rPr>
+        <w:lastRenderedPageBreak/>
+        <w:t xml:space="preserve">instruments, the survey assesses disease knowledge and risk perception (Leiserowitz 2006), feeder and coop maintenance </w:t>
+      </w:r>
+      <w:r>
+        <w:rPr>
+          <w:rFonts w:ascii="Times New Roman" w:hAnsi="Times New Roman" w:cs="Times New Roman"/>
+        </w:rPr>
+        <w:t>practices</w:t>
+      </w:r>
+      <w:r>
+        <w:rPr>
+          <w:rFonts w:ascii="Times New Roman" w:hAnsi="Times New Roman" w:cs="Times New Roman"/>
+        </w:rPr>
+        <w:t xml:space="preserve">, pro-conservation attitudes (Barbett et al. 2020), place attachment (Boley et al. 2021), and willingness to adopt biosecurity recommendations. Survey data will be linked to site-level </w:t>
+      </w:r>
+      <w:r>
+        <w:rPr>
+          <w:rFonts w:ascii="Times New Roman" w:hAnsi="Times New Roman" w:cs="Times New Roman"/>
+        </w:rPr>
+        <w:t>characteristics</w:t>
+      </w:r>
+      <w:r>
+        <w:rPr>
+          <w:rFonts w:ascii="Times New Roman" w:hAnsi="Times New Roman" w:cs="Times New Roman"/>
+        </w:rPr>
+        <w:t xml:space="preserve"> to evaluate </w:t>
+      </w:r>
+      <w:r>
+        <w:rPr>
+          <w:rFonts w:ascii="Times New Roman" w:hAnsi="Times New Roman" w:cs="Times New Roman"/>
+        </w:rPr>
+        <w:t xml:space="preserve">effectiveness and predictability of disease risk perception and knowledge on management decisions, conservation-related behaviors, and site pathogen prevalence. </w:t>
+      </w:r>
+    </w:p>
+    <w:p>
+      <w:pPr>
+        <w:rPr>
+          <w:rFonts w:ascii="Times New Roman" w:hAnsi="Times New Roman" w:cs="Times New Roman"/>
+          <w:b/>
+          <w:bCs/>
+        </w:rPr>
+      </w:pPr>
+      <w:r>
+        <w:rPr>
+          <w:rFonts w:ascii="Times New Roman" w:hAnsi="Times New Roman" w:cs="Times New Roman"/>
+          <w:b/>
+          <w:bCs/>
+        </w:rPr>
+        <w:t>Data Analysis</w:t>
+      </w:r>
+    </w:p>
+    <w:p>
+      <w:pPr>
+        <w:rPr>
+          <w:rFonts w:ascii="Times New Roman" w:hAnsi="Times New Roman" w:cs="Times New Roman"/>
+          <w:b/>
+          <w:bCs/>
+        </w:rPr>
+      </w:pPr>
+      <w:r>
+        <w:rPr>
+          <w:rFonts w:ascii="Times New Roman" w:hAnsi="Times New Roman" w:cs="Times New Roman"/>
+        </w:rPr>
+        <w:t xml:space="preserve">Generalized linear mixed models (GLMMs) with binomial error distributions will quantify infection status as a function of site treatment type, species, and feeder visitation frequency. Species will be included as a random effect, with site identity and individual bird identity </w:t>
+      </w:r>
+      <w:r>
+        <w:rPr>
+          <w:rFonts w:ascii="Times New Roman" w:hAnsi="Times New Roman" w:cs="Times New Roman"/>
+        </w:rPr>
+        <w:t>to be considered</w:t>
+      </w:r>
+      <w:r>
+        <w:rPr>
+          <w:rFonts w:ascii="Times New Roman" w:hAnsi="Times New Roman" w:cs="Times New Roman"/>
+        </w:rPr>
+        <w:t xml:space="preserve"> as random effects as multi-season data accumulate. Survey responses will be analyzed using descriptive statistics and regression models to examine predictors of risk perception and pro-conservation behavior. All analyses will be conducted in R (R Core Team 2024).</w:t>
+      </w:r>
+      <w:r>
+        <w:rPr>
+          <w:rFonts w:ascii="Times New Roman" w:hAnsi="Times New Roman" w:cs="Times New Roman"/>
+          <w:b/>
+          <w:bCs/>
+        </w:rPr>
+        <w:br w:type="page"/>
+      </w:r>
+      <w:r>
+        <w:rPr>
+          <w:rFonts w:ascii="Times New Roman" w:hAnsi="Times New Roman" w:cs="Times New Roman"/>
+          <w:b/>
+          <w:bCs/>
+        </w:rPr>
+        <w:lastRenderedPageBreak/>
+        <w:t>Expected Data and Structure of Analyses</w:t>
+      </w:r>
+    </w:p>
+    <w:p>
+      <w:pPr>
+        <w:rPr>
+          <w:rFonts w:ascii="Times New Roman" w:hAnsi="Times New Roman" w:cs="Times New Roman"/>
+        </w:rPr>
+      </w:pPr>
+      <w:r>
+        <w:rPr>
+          <w:rFonts w:ascii="Times New Roman" w:hAnsi="Times New Roman" w:cs="Times New Roman"/>
+        </w:rPr>
+        <w:t xml:space="preserve">By study completion in 2027, we </w:t>
+      </w:r>
+      <w:r>
+        <w:rPr>
+          <w:rFonts w:ascii="Times New Roman" w:hAnsi="Times New Roman" w:cs="Times New Roman"/>
+        </w:rPr>
+        <w:t>expect</w:t>
+      </w:r>
+      <w:r>
+        <w:rPr>
+          <w:rFonts w:ascii="Times New Roman" w:hAnsi="Times New Roman" w:cs="Times New Roman"/>
+        </w:rPr>
+        <w:t xml:space="preserve"> a total dataset of approximately </w:t>
+      </w:r>
+      <w:r>
+        <w:rPr>
+          <w:rFonts w:ascii="Times New Roman" w:hAnsi="Times New Roman" w:cs="Times New Roman"/>
+        </w:rPr>
+        <w:t>350</w:t>
+      </w:r>
+      <w:r>
+        <w:rPr>
+          <w:rFonts w:ascii="Times New Roman" w:hAnsi="Times New Roman" w:cs="Times New Roman"/>
+        </w:rPr>
+        <w:t xml:space="preserve"> wild bird captures across </w:t>
+      </w:r>
+      <w:r>
+        <w:rPr>
+          <w:rFonts w:ascii="Times New Roman" w:hAnsi="Times New Roman" w:cs="Times New Roman"/>
+        </w:rPr>
+        <w:t>15</w:t>
+      </w:r>
+      <w:r>
+        <w:rPr>
+          <w:rFonts w:ascii="Times New Roman" w:hAnsi="Times New Roman" w:cs="Times New Roman"/>
+        </w:rPr>
+        <w:t xml:space="preserve"> sites, with associated fecal, </w:t>
+      </w:r>
+      <w:r>
+        <w:rPr>
+          <w:rFonts w:ascii="Times New Roman" w:hAnsi="Times New Roman" w:cs="Times New Roman"/>
+        </w:rPr>
+        <w:t xml:space="preserve">blood, viral, morphometric </w:t>
+      </w:r>
+      <w:r>
+        <w:rPr>
+          <w:rFonts w:ascii="Times New Roman" w:hAnsi="Times New Roman" w:cs="Times New Roman"/>
+        </w:rPr>
+        <w:t xml:space="preserve">and RFID visitation </w:t>
+      </w:r>
+      <w:r>
+        <w:rPr>
+          <w:rFonts w:ascii="Times New Roman" w:hAnsi="Times New Roman" w:cs="Times New Roman"/>
+        </w:rPr>
+        <w:t>data</w:t>
+      </w:r>
+      <w:r>
+        <w:rPr>
+          <w:rFonts w:ascii="Times New Roman" w:hAnsi="Times New Roman" w:cs="Times New Roman"/>
+        </w:rPr>
+        <w:t xml:space="preserve"> collected monthly over three field seasons. Preliminary results from summer 2024 through early 202</w:t>
+      </w:r>
+      <w:r>
+        <w:rPr>
+          <w:rFonts w:ascii="Times New Roman" w:hAnsi="Times New Roman" w:cs="Times New Roman"/>
+        </w:rPr>
+        <w:t>6</w:t>
+      </w:r>
+      <w:r>
+        <w:rPr>
+          <w:rFonts w:ascii="Times New Roman" w:hAnsi="Times New Roman" w:cs="Times New Roman"/>
+        </w:rPr>
+        <w:t xml:space="preserve"> provide an early basis for interpreting </w:t>
+      </w:r>
+      <w:r>
+        <w:rPr>
+          <w:rFonts w:ascii="Times New Roman" w:hAnsi="Times New Roman" w:cs="Times New Roman"/>
+        </w:rPr>
+        <w:t xml:space="preserve">predicted </w:t>
+      </w:r>
+      <w:r>
+        <w:rPr>
+          <w:rFonts w:ascii="Times New Roman" w:hAnsi="Times New Roman" w:cs="Times New Roman"/>
+        </w:rPr>
+        <w:t xml:space="preserve">patterns and analytical </w:t>
+      </w:r>
+      <w:r>
+        <w:rPr>
+          <w:rFonts w:ascii="Times New Roman" w:hAnsi="Times New Roman" w:cs="Times New Roman"/>
+        </w:rPr>
+        <w:t>findings</w:t>
+      </w:r>
+      <w:r>
+        <w:rPr>
+          <w:rFonts w:ascii="Times New Roman" w:hAnsi="Times New Roman" w:cs="Times New Roman"/>
+        </w:rPr>
+        <w:t>.</w:t>
+      </w:r>
+    </w:p>
+    <w:p>
+      <w:pPr>
+        <w:rPr>
+          <w:rFonts w:ascii="Times New Roman" w:hAnsi="Times New Roman" w:cs="Times New Roman"/>
+        </w:rPr>
+      </w:pPr>
+      <w:r>
+        <w:rPr>
+          <w:rFonts w:ascii="Times New Roman" w:hAnsi="Times New Roman" w:cs="Times New Roman"/>
+        </w:rPr>
+        <w:t>P</w:t>
+      </w:r>
+      <w:r>
+        <w:rPr>
+          <w:rFonts w:ascii="Times New Roman" w:hAnsi="Times New Roman" w:cs="Times New Roman"/>
+        </w:rPr>
+        <w:t xml:space="preserve">reliminary data show that control sites </w:t>
+      </w:r>
+      <w:r>
+        <w:rPr>
+          <w:rFonts w:ascii="Times New Roman" w:hAnsi="Times New Roman" w:cs="Times New Roman"/>
+        </w:rPr>
+        <w:t>display</w:t>
+      </w:r>
+      <w:r>
+        <w:rPr>
+          <w:rFonts w:ascii="Times New Roman" w:hAnsi="Times New Roman" w:cs="Times New Roman"/>
+        </w:rPr>
+        <w:t xml:space="preserve"> significantly higher bacterial infection prevalence in wild birds relative to feeder and combined feeder-chicken sites (p = 0.017, p = 0.05). This pattern may </w:t>
+      </w:r>
+      <w:r>
+        <w:rPr>
+          <w:rFonts w:ascii="Times New Roman" w:hAnsi="Times New Roman" w:cs="Times New Roman"/>
+        </w:rPr>
+        <w:t>imply</w:t>
+      </w:r>
+      <w:r>
+        <w:rPr>
+          <w:rFonts w:ascii="Times New Roman" w:hAnsi="Times New Roman" w:cs="Times New Roman"/>
+        </w:rPr>
+        <w:t xml:space="preserve"> a nutritional buffering effect, consistent with evidence that supplemental food can </w:t>
+      </w:r>
+      <w:r>
+        <w:rPr>
+          <w:rFonts w:ascii="Times New Roman" w:hAnsi="Times New Roman" w:cs="Times New Roman"/>
+        </w:rPr>
+        <w:t>improve</w:t>
+      </w:r>
+      <w:r>
+        <w:rPr>
+          <w:rFonts w:ascii="Times New Roman" w:hAnsi="Times New Roman" w:cs="Times New Roman"/>
+        </w:rPr>
+        <w:t xml:space="preserve"> immune function in wild passerines (Owen et al. 2021). As sampling expands across additional seasons and sites, we expect greater statistical power to </w:t>
+      </w:r>
+      <w:r>
+        <w:rPr>
+          <w:rFonts w:ascii="Times New Roman" w:hAnsi="Times New Roman" w:cs="Times New Roman"/>
+        </w:rPr>
+        <w:t>interpret</w:t>
+      </w:r>
+      <w:r>
+        <w:rPr>
+          <w:rFonts w:ascii="Times New Roman" w:hAnsi="Times New Roman" w:cs="Times New Roman"/>
+        </w:rPr>
+        <w:t xml:space="preserve"> whether this pattern holds </w:t>
+      </w:r>
+      <w:r>
+        <w:rPr>
+          <w:rFonts w:ascii="Times New Roman" w:hAnsi="Times New Roman" w:cs="Times New Roman"/>
+        </w:rPr>
+        <w:t>consistently</w:t>
+      </w:r>
+      <w:r>
+        <w:rPr>
+          <w:rFonts w:ascii="Times New Roman" w:hAnsi="Times New Roman" w:cs="Times New Roman"/>
+        </w:rPr>
+        <w:t xml:space="preserve"> or </w:t>
+      </w:r>
+      <w:r>
+        <w:rPr>
+          <w:rFonts w:ascii="Times New Roman" w:hAnsi="Times New Roman" w:cs="Times New Roman"/>
+        </w:rPr>
+        <w:t xml:space="preserve">rather </w:t>
+      </w:r>
+      <w:r>
+        <w:rPr>
+          <w:rFonts w:ascii="Times New Roman" w:hAnsi="Times New Roman" w:cs="Times New Roman"/>
+        </w:rPr>
+        <w:t>supports</w:t>
+      </w:r>
+      <w:r>
+        <w:rPr>
+          <w:rFonts w:ascii="Times New Roman" w:hAnsi="Times New Roman" w:cs="Times New Roman"/>
+        </w:rPr>
+        <w:t xml:space="preserve"> variation in community composition and host condition. With only two chicken-only and two combined sites currently </w:t>
+      </w:r>
+      <w:r>
+        <w:rPr>
+          <w:rFonts w:ascii="Times New Roman" w:hAnsi="Times New Roman" w:cs="Times New Roman"/>
+        </w:rPr>
+        <w:t>active</w:t>
+      </w:r>
+      <w:r>
+        <w:rPr>
+          <w:rFonts w:ascii="Times New Roman" w:hAnsi="Times New Roman" w:cs="Times New Roman"/>
+        </w:rPr>
+        <w:t xml:space="preserve">, chicken-keeping households remain </w:t>
+      </w:r>
+      <w:r>
+        <w:rPr>
+          <w:rFonts w:ascii="Times New Roman" w:hAnsi="Times New Roman" w:cs="Times New Roman"/>
+        </w:rPr>
+        <w:t>lacking.</w:t>
+      </w:r>
+      <w:r>
+        <w:rPr>
+          <w:rFonts w:ascii="Times New Roman" w:hAnsi="Times New Roman" w:cs="Times New Roman"/>
+        </w:rPr>
+        <w:t xml:space="preserve"> </w:t>
+      </w:r>
+      <w:r>
+        <w:rPr>
+          <w:rFonts w:ascii="Times New Roman" w:hAnsi="Times New Roman" w:cs="Times New Roman"/>
+        </w:rPr>
+        <w:t>Additional</w:t>
+      </w:r>
+      <w:r>
+        <w:rPr>
+          <w:rFonts w:ascii="Times New Roman" w:hAnsi="Times New Roman" w:cs="Times New Roman"/>
+        </w:rPr>
+        <w:t xml:space="preserve"> replication at these treatment types is a priority for the remaining study period and is expected to clarify the role of poultry as environmental pathogen reservoirs.</w:t>
+      </w:r>
+    </w:p>
+    <w:p>
+      <w:pPr>
+        <w:rPr>
+          <w:rFonts w:ascii="Times New Roman" w:hAnsi="Times New Roman" w:cs="Times New Roman"/>
+        </w:rPr>
+      </w:pPr>
+      <w:r>
+        <w:rPr>
+          <w:rFonts w:ascii="Times New Roman" w:hAnsi="Times New Roman" w:cs="Times New Roman"/>
+        </w:rPr>
+        <w:t>Left out:</w:t>
+      </w:r>
+    </w:p>
+    <w:p>
+      <w:pPr>
+        <w:rPr>
+          <w:rFonts w:ascii="Times New Roman" w:hAnsi="Times New Roman" w:cs="Times New Roman"/>
+          <w:highlight w:val="yellow"/>
+        </w:rPr>
+      </w:pPr>
+      <w:r>
+        <w:rPr>
+          <w:rFonts w:ascii="Times New Roman" w:hAnsi="Times New Roman" w:cs="Times New Roman"/>
+          <w:b/>
+          <w:bCs/>
+          <w:highlight w:val="yellow"/>
+        </w:rPr>
+        <w:t>For Aim 1,</w:t>
+      </w:r>
+      <w:r>
+        <w:rPr>
+          <w:rFonts w:ascii="Times New Roman" w:hAnsi="Times New Roman" w:cs="Times New Roman"/>
+          <w:highlight w:val="yellow"/>
+        </w:rPr>
+        <w:t xml:space="preserve"> individual-level RFID visitation data will be used to test whether feeder visitation frequency predicts infection status in PIT-tagged birds. Preliminary analyses show no significant difference in RFID detection rates between infected and uninfected individuals (p &gt; 0.05), though this may reflect limited early-season detections due to antenna placement and coverage. Improved antenna configurations and accumulating multi-season RFID records are expected to increase detection sensitivity and individual-level sample sizes sufficient for logistic regression modeling of visitation frequency as a predictor of infection.</w:t>
+      </w:r>
+    </w:p>
+    <w:p>
+      <w:pPr>
+        <w:rPr>
+          <w:rFonts w:ascii="Times New Roman" w:hAnsi="Times New Roman" w:cs="Times New Roman"/>
+          <w:highlight w:val="yellow"/>
+        </w:rPr>
+      </w:pPr>
+      <w:r>
+        <w:rPr>
+          <w:rFonts w:ascii="Times New Roman" w:hAnsi="Times New Roman" w:cs="Times New Roman"/>
+          <w:b/>
+          <w:bCs/>
+          <w:highlight w:val="yellow"/>
+        </w:rPr>
+        <w:t>For Aim 2,</w:t>
+      </w:r>
+      <w:r>
+        <w:rPr>
+          <w:rFonts w:ascii="Times New Roman" w:hAnsi="Times New Roman" w:cs="Times New Roman"/>
+          <w:highlight w:val="yellow"/>
+        </w:rPr>
+        <w:t xml:space="preserve"> GLMMs with binomial error distributions will model infection status against site treatment type, season, species, and relevant habitat covariates, with site and individual identity as random effects. Seasonal variation is expected to be an important predictor, as temperature and humidity influence </w:t>
+      </w:r>
+      <w:r>
+        <w:rPr>
+          <w:rFonts w:ascii="Times New Roman" w:hAnsi="Times New Roman" w:cs="Times New Roman"/>
+          <w:i/>
+          <w:iCs/>
+          <w:highlight w:val="yellow"/>
+        </w:rPr>
+        <w:t>Salmonella</w:t>
+      </w:r>
+      <w:r>
+        <w:rPr>
+          <w:rFonts w:ascii="Times New Roman" w:hAnsi="Times New Roman" w:cs="Times New Roman"/>
+          <w:highlight w:val="yellow"/>
+        </w:rPr>
+        <w:t xml:space="preserve"> persistence in the environment. We predict that warm, humid months will correspond with higher environmental pathogen loads and elevated infection prevalence, particularly at sites with shared soil and water resources between wild birds and poultry.</w:t>
+      </w:r>
+    </w:p>
+    <w:p>
+      <w:pPr>
+        <w:rPr>
+          <w:rFonts w:ascii="Times New Roman" w:hAnsi="Times New Roman" w:cs="Times New Roman"/>
+        </w:rPr>
+      </w:pPr>
+      <w:r>
+        <w:rPr>
+          <w:rFonts w:ascii="Times New Roman" w:hAnsi="Times New Roman" w:cs="Times New Roman"/>
+          <w:highlight w:val="yellow"/>
+        </w:rPr>
+        <w:t xml:space="preserve">Human participant surveys administered in 2026–2027 will generate Likert-scale response data across </w:t>
+      </w:r>
+      <w:r>
+        <w:rPr>
+          <w:rFonts w:ascii="Times New Roman" w:hAnsi="Times New Roman" w:cs="Times New Roman"/>
+          <w:highlight w:val="yellow"/>
+        </w:rPr>
+        <w:t>topics</w:t>
+      </w:r>
+      <w:r>
+        <w:rPr>
+          <w:rFonts w:ascii="Times New Roman" w:hAnsi="Times New Roman" w:cs="Times New Roman"/>
+          <w:highlight w:val="yellow"/>
+        </w:rPr>
+        <w:t xml:space="preserve"> including disease risk perception, biosecurity practice </w:t>
+      </w:r>
+      <w:r>
+        <w:rPr>
+          <w:rFonts w:ascii="Times New Roman" w:hAnsi="Times New Roman" w:cs="Times New Roman"/>
+          <w:highlight w:val="yellow"/>
+        </w:rPr>
+        <w:t>characteristics</w:t>
+      </w:r>
+      <w:r>
+        <w:rPr>
+          <w:rFonts w:ascii="Times New Roman" w:hAnsi="Times New Roman" w:cs="Times New Roman"/>
+          <w:highlight w:val="yellow"/>
+        </w:rPr>
+        <w:t xml:space="preserve">, pro-conservation behavior, and place attachment. We expect that participants with greater disease knowledge will report more frequent feeder cleaning and hygiene practices, and that place attachment will positively predict willingness to adopt management recommendations. Regression models will assess these relationships, and survey results will be interpreted </w:t>
+      </w:r>
+      <w:r>
+        <w:rPr>
+          <w:rFonts w:ascii="Times New Roman" w:hAnsi="Times New Roman" w:cs="Times New Roman"/>
+          <w:highlight w:val="yellow"/>
+        </w:rPr>
+        <w:lastRenderedPageBreak/>
+        <w:t>alongside site-level pathogen prevalence to evaluate whether self-reported biosecurity practices correspond with measurable differences in environmental pathogen loads.</w:t>
+      </w:r>
+    </w:p>
+    <w:p>
+      <w:pPr>
+        <w:rPr>
+          <w:rFonts w:ascii="Times New Roman" w:hAnsi="Times New Roman" w:cs="Times New Roman"/>
+          <w:b/>
+          <w:bCs/>
+        </w:rPr>
+      </w:pPr>
+    </w:p>
+    <w:p>
+      <w:pPr>
+        <w:rPr>
+          <w:rFonts w:ascii="Times New Roman" w:hAnsi="Times New Roman" w:cs="Times New Roman"/>
+        </w:rPr>
+      </w:pPr>
+      <w:r>
+        <w:rPr>
+          <w:rFonts w:ascii="Times New Roman" w:hAnsi="Times New Roman" w:cs="Times New Roman"/>
+          <w:b/>
+          <w:bCs/>
+        </w:rPr>
         <w:t>Budget:</w:t>
       </w:r>
     </w:p>
@@ -1183,50 +2745,42 @@
         </w:rPr>
         <w:t xml:space="preserve">$2700 for 30 WGS samples </w:t>
       </w:r>
-    </w:p>
-    <w:p>
-      <w:pPr>
-        <w:rPr>
-          <w:rFonts w:ascii="Times New Roman" w:hAnsi="Times New Roman" w:cs="Times New Roman"/>
-        </w:rPr>
-      </w:pPr>
-      <w:r>
-        <w:rPr>
-          <w:rFonts w:ascii="Times New Roman" w:hAnsi="Times New Roman" w:cs="Times New Roman"/>
-        </w:rPr>
-        <w:t>“</w:t>
-      </w:r>
-      <w:r>
-        <w:rPr>
-          <w:rFonts w:ascii="Times New Roman" w:hAnsi="Times New Roman" w:cs="Times New Roman"/>
-        </w:rPr>
-        <w:t>Funding for field Travel” Allowed?</w:t>
-      </w:r>
-    </w:p>
-    <w:p>
-      <w:pPr>
-        <w:rPr>
-          <w:rFonts w:ascii="Times New Roman" w:hAnsi="Times New Roman" w:cs="Times New Roman"/>
-        </w:rPr>
-      </w:pPr>
+      <w:r>
+        <w:rPr>
+          <w:rFonts w:ascii="Times New Roman" w:hAnsi="Times New Roman" w:cs="Times New Roman"/>
+        </w:rPr>
+        <w:br/>
+        <w:t xml:space="preserve">$360 per month of State Lab Processing + $15 per sample to serotype Salm. Positives </w:t>
+      </w:r>
+      <w:r>
+        <w:rPr>
+          <w:rFonts w:ascii="Times New Roman" w:hAnsi="Times New Roman" w:cs="Times New Roman"/>
+        </w:rPr>
+        <w:br/>
+      </w:r>
       <w:r>
         <w:rPr>
           <w:rFonts w:ascii="Times New Roman" w:hAnsi="Times New Roman" w:cs="Times New Roman"/>
         </w:rPr>
         <w:t>Lab Processing Fees (personnel, time, accessibility)</w:t>
       </w:r>
-    </w:p>
-    <w:p>
-      <w:pPr>
-        <w:rPr>
-          <w:rFonts w:ascii="Times New Roman" w:hAnsi="Times New Roman" w:cs="Times New Roman"/>
-        </w:rPr>
-      </w:pPr>
+      <w:r>
+        <w:rPr>
+          <w:rFonts w:ascii="Times New Roman" w:hAnsi="Times New Roman" w:cs="Times New Roman"/>
+        </w:rPr>
+        <w:br/>
+      </w:r>
       <w:r>
         <w:rPr>
           <w:rFonts w:ascii="Times New Roman" w:hAnsi="Times New Roman" w:cs="Times New Roman"/>
         </w:rPr>
         <w:t xml:space="preserve">500 Cryotubes = $400 </w:t>
+      </w:r>
+      <w:r>
+        <w:rPr>
+          <w:rFonts w:ascii="Times New Roman" w:hAnsi="Times New Roman" w:cs="Times New Roman"/>
+        </w:rPr>
+        <w:br/>
       </w:r>
       <w:r>
         <w:rPr>
@@ -1257,6 +2811,217 @@
     </w:sectPr>
   </w:body>
 </w:document>
+</file>
+
+<file path=word/comments.xml><?xml version="1.0" encoding="utf-8"?>
+<w:comments xmlns:wpc="http://schemas.microsoft.com/office/word/2010/wordprocessingCanvas" xmlns:cx="http://schemas.microsoft.com/office/drawing/2014/chartex" xmlns:cx1="http://schemas.microsoft.com/office/drawing/2015/9/8/chartex" xmlns:cx2="http://schemas.microsoft.com/office/drawing/2015/10/21/chartex" xmlns:cx3="http://schemas.microsoft.com/office/drawing/2016/5/9/chartex" xmlns:cx4="http://schemas.microsoft.com/office/drawing/2016/5/10/chartex" xmlns:cx5="http://schemas.microsoft.com/office/drawing/2016/5/11/chartex" xmlns:cx6="http://schemas.microsoft.com/office/drawing/2016/5/12/chartex" xmlns:cx7="http://schemas.microsoft.com/office/drawing/2016/5/13/chartex" xmlns:cx8="http://schemas.microsoft.com/office/drawing/2016/5/14/chartex" xmlns:mc="http://schemas.openxmlformats.org/markup-compatibility/2006" xmlns:aink="http://schemas.microsoft.com/office/drawing/2016/ink" xmlns:am3d="http://schemas.microsoft.com/office/drawing/2017/model3d" xmlns:o="urn:schemas-microsoft-com:office:office" xmlns:oel="http://schemas.microsoft.com/office/2019/extlst" xmlns:r="http://schemas.openxmlformats.org/officeDocument/2006/relationships" xmlns:m="http://schemas.openxmlformats.org/officeDocument/2006/math" xmlns:v="urn:schemas-microsoft-com:vml" xmlns:wp14="http://schemas.microsoft.com/office/word/2010/wordprocessingDrawing" xmlns:wp="http://schemas.openxmlformats.org/drawingml/2006/wordprocessingDrawing" xmlns:w10="urn:schemas-microsoft-com:office:word" xmlns:w="http://schemas.openxmlformats.org/wordprocessingml/2006/main" xmlns:w14="http://schemas.microsoft.com/office/word/2010/wordml" xmlns:w15="http://schemas.microsoft.com/office/word/2012/wordml" xmlns:w16cex="http://schemas.microsoft.com/office/word/2018/wordml/cex" xmlns:w16cid="http://schemas.microsoft.com/office/word/2016/wordml/cid" xmlns:w16="http://schemas.microsoft.com/office/word/2018/wordml" xmlns:w16du="http://schemas.microsoft.com/office/word/2023/wordml/word16du" xmlns:w16sdtdh="http://schemas.microsoft.com/office/word/2020/wordml/sdtdatahash" xmlns:w16sdtfl="http://schemas.microsoft.com/office/word/2024/wordml/sdtformatlock" xmlns:w16se="http://schemas.microsoft.com/office/word/2015/wordml/symex" xmlns:wpg="http://schemas.microsoft.com/office/word/2010/wordprocessingGroup" xmlns:wpi="http://schemas.microsoft.com/office/word/2010/wordprocessingInk" xmlns:wne="http://schemas.microsoft.com/office/word/2006/wordml" xmlns:wps="http://schemas.microsoft.com/office/word/2010/wordprocessingShape" mc:Ignorable="w14 w15 w16se w16cid w16 w16cex w16sdtdh w16sdtfl w16du wp14">
+  <w:comment w:id="0" w:author="Alex Fisher" w:date="2026-03-31T12:18:00Z" w:initials="AF">
+    <w:p>
+      <w:r>
+        <w:rPr>
+          <w:rStyle w:val="CommentReference"/>
+        </w:rPr>
+        <w:annotationRef/>
+      </w:r>
+      <w:r>
+        <w:rPr>
+          <w:sz w:val="20"/>
+          <w:szCs w:val="20"/>
+        </w:rPr>
+        <w:t>Not sure if I should say birds or wildlife as a whole right here?</w:t>
+      </w:r>
+    </w:p>
+  </w:comment>
+  <w:comment w:id="1" w:author="Kelsey McCune" w:date="2026-04-01T09:17:00Z" w:initials="KBM">
+    <w:p>
+      <w:r>
+        <w:rPr>
+          <w:rStyle w:val="CommentReference"/>
+        </w:rPr>
+        <w:annotationRef/>
+      </w:r>
+      <w:r>
+        <w:rPr>
+          <w:sz w:val="20"/>
+          <w:szCs w:val="20"/>
+        </w:rPr>
+        <w:t>Good point, I flipped the first sentence to the last so it is going more from broad concept to narrower focal taxa.</w:t>
+      </w:r>
+    </w:p>
+  </w:comment>
+  <w:comment w:id="2" w:author="Kelsey McCune" w:date="2026-04-01T10:45:00Z" w:initials="KBM">
+    <w:p>
+      <w:r>
+        <w:rPr>
+          <w:rStyle w:val="CommentReference"/>
+        </w:rPr>
+        <w:annotationRef/>
+      </w:r>
+      <w:r>
+        <w:rPr>
+          <w:sz w:val="20"/>
+          <w:szCs w:val="20"/>
+        </w:rPr>
+        <w:t>There is a lot of good content in this section that I think would be better as more developed separate paragraphs.</w:t>
+      </w:r>
+    </w:p>
+  </w:comment>
+  <w:comment w:id="3" w:author="Kelsey McCune" w:date="2026-04-01T09:59:00Z" w:initials="KBM">
+    <w:p>
+      <w:r>
+        <w:rPr>
+          <w:rStyle w:val="CommentReference"/>
+        </w:rPr>
+        <w:annotationRef/>
+      </w:r>
+      <w:r>
+        <w:rPr>
+          <w:sz w:val="20"/>
+          <w:szCs w:val="20"/>
+        </w:rPr>
+        <w:t>I think an important way to frame the risk of chickens (and other domestic animals) is that they are a bridge species for zoonotic disease between wildlife and humans. Check out the Gamble et al., 2023 &amp; Hassel et al., 2017 papers I added to your GitHub</w:t>
+      </w:r>
+    </w:p>
+  </w:comment>
+  <w:comment w:id="4" w:author="Kelsey McCune" w:date="2026-03-24T09:01:00Z" w:initials="KBM">
+    <w:p>
+      <w:r>
+        <w:rPr>
+          <w:rStyle w:val="CommentReference"/>
+        </w:rPr>
+        <w:annotationRef/>
+      </w:r>
+      <w:r>
+        <w:rPr>
+          <w:sz w:val="20"/>
+          <w:szCs w:val="20"/>
+        </w:rPr>
+        <w:t xml:space="preserve">Yes, this is the general content that is needed for the last paragraph. We will tweak this paragraph more as we refine the rest of the intro, but one thing to think about is why is the southeastern US the right place to fill this gap in knowledge? </w:t>
+      </w:r>
+    </w:p>
+  </w:comment>
+  <w:comment w:id="5" w:author="Alex Fisher" w:date="2026-03-24T11:25:00Z" w:initials="AF">
+    <w:p>
+      <w:r>
+        <w:rPr>
+          <w:rStyle w:val="CommentReference"/>
+        </w:rPr>
+        <w:annotationRef/>
+      </w:r>
+      <w:r>
+        <w:rPr>
+          <w:sz w:val="20"/>
+          <w:szCs w:val="20"/>
+        </w:rPr>
+        <w:t xml:space="preserve">high seasonal condition variation, lots of agriculture, wildlife interest groups and suburban sprawl. </w:t>
+      </w:r>
+    </w:p>
+  </w:comment>
+  <w:comment w:id="6" w:author="Kelsey McCune" w:date="2026-04-01T10:44:00Z" w:initials="KBM">
+    <w:p>
+      <w:r>
+        <w:rPr>
+          <w:rStyle w:val="CommentReference"/>
+        </w:rPr>
+        <w:annotationRef/>
+      </w:r>
+      <w:r>
+        <w:rPr>
+          <w:sz w:val="20"/>
+          <w:szCs w:val="20"/>
+        </w:rPr>
+        <w:t>Good catch that we need to bring up contact frequency as a driver of disease transmission. I think this may need to be its own paragraph or added to the bird feeder paragraph above in the P2 section.</w:t>
+      </w:r>
+    </w:p>
+  </w:comment>
+  <w:comment w:id="7" w:author="Kelsey McCune" w:date="2026-04-01T11:08:00Z" w:initials="KBM">
+    <w:p>
+      <w:r>
+        <w:rPr>
+          <w:rStyle w:val="CommentReference"/>
+        </w:rPr>
+        <w:annotationRef/>
+      </w:r>
+      <w:r>
+        <w:rPr>
+          <w:sz w:val="20"/>
+          <w:szCs w:val="20"/>
+        </w:rPr>
+        <w:t>Awesome, this is all great support for why the southeast is an ideal focal region. I think you should break this up into multiple sentences though and provide citations for each.  You can use the Welch et al 2019 salmonella paper that I added to your GitHub. I also added one (Harrigan et al 2014) on WNV and predicted climate change because it shows AL getting warmer, which according to the Welch paper will also help salmonella persist.</w:t>
+      </w:r>
+    </w:p>
+  </w:comment>
+  <w:comment w:id="8" w:author="Kelsey McCune" w:date="2026-03-24T09:02:00Z" w:initials="KBM">
+    <w:p>
+      <w:r>
+        <w:rPr>
+          <w:rStyle w:val="CommentReference"/>
+        </w:rPr>
+        <w:annotationRef/>
+      </w:r>
+      <w:r>
+        <w:rPr>
+          <w:sz w:val="20"/>
+          <w:szCs w:val="20"/>
+        </w:rPr>
+        <w:t xml:space="preserve">Now at the end of the intro consider whether you have given enough information to set up all aspects of your research? </w:t>
+      </w:r>
+    </w:p>
+  </w:comment>
+</w:comments>
+</file>
+
+<file path=word/commentsExtended.xml><?xml version="1.0" encoding="utf-8"?>
+<w15:commentsEx xmlns:wpc="http://schemas.microsoft.com/office/word/2010/wordprocessingCanvas" xmlns:cx="http://schemas.microsoft.com/office/drawing/2014/chartex" xmlns:cx1="http://schemas.microsoft.com/office/drawing/2015/9/8/chartex" xmlns:cx2="http://schemas.microsoft.com/office/drawing/2015/10/21/chartex" xmlns:cx3="http://schemas.microsoft.com/office/drawing/2016/5/9/chartex" xmlns:cx4="http://schemas.microsoft.com/office/drawing/2016/5/10/chartex" xmlns:cx5="http://schemas.microsoft.com/office/drawing/2016/5/11/chartex" xmlns:cx6="http://schemas.microsoft.com/office/drawing/2016/5/12/chartex" xmlns:cx7="http://schemas.microsoft.com/office/drawing/2016/5/13/chartex" xmlns:cx8="http://schemas.microsoft.com/office/drawing/2016/5/14/chartex" xmlns:mc="http://schemas.openxmlformats.org/markup-compatibility/2006" xmlns:aink="http://schemas.microsoft.com/office/drawing/2016/ink" xmlns:am3d="http://schemas.microsoft.com/office/drawing/2017/model3d" xmlns:o="urn:schemas-microsoft-com:office:office" xmlns:oel="http://schemas.microsoft.com/office/2019/extlst" xmlns:r="http://schemas.openxmlformats.org/officeDocument/2006/relationships" xmlns:m="http://schemas.openxmlformats.org/officeDocument/2006/math" xmlns:v="urn:schemas-microsoft-com:vml" xmlns:wp14="http://schemas.microsoft.com/office/word/2010/wordprocessingDrawing" xmlns:wp="http://schemas.openxmlformats.org/drawingml/2006/wordprocessingDrawing" xmlns:w10="urn:schemas-microsoft-com:office:word" xmlns:w="http://schemas.openxmlformats.org/wordprocessingml/2006/main" xmlns:w14="http://schemas.microsoft.com/office/word/2010/wordml" xmlns:w15="http://schemas.microsoft.com/office/word/2012/wordml" xmlns:w16cex="http://schemas.microsoft.com/office/word/2018/wordml/cex" xmlns:w16cid="http://schemas.microsoft.com/office/word/2016/wordml/cid" xmlns:w16="http://schemas.microsoft.com/office/word/2018/wordml" xmlns:w16du="http://schemas.microsoft.com/office/word/2023/wordml/word16du" xmlns:w16sdtdh="http://schemas.microsoft.com/office/word/2020/wordml/sdtdatahash" xmlns:w16sdtfl="http://schemas.microsoft.com/office/word/2024/wordml/sdtformatlock" xmlns:w16se="http://schemas.microsoft.com/office/word/2015/wordml/symex" xmlns:wpg="http://schemas.microsoft.com/office/word/2010/wordprocessingGroup" xmlns:wpi="http://schemas.microsoft.com/office/word/2010/wordprocessingInk" xmlns:wne="http://schemas.microsoft.com/office/word/2006/wordml" xmlns:wps="http://schemas.microsoft.com/office/word/2010/wordprocessingShape" mc:Ignorable="w14 w15 w16se w16cid w16 w16cex w16sdtdh w16sdtfl w16du wp14">
+  <w15:commentEx w15:paraId="6A9B14EC" w15:done="0"/>
+  <w15:commentEx w15:paraId="5A7EA2D6" w15:paraIdParent="6A9B14EC" w15:done="0"/>
+  <w15:commentEx w15:paraId="51B39F43" w15:done="0"/>
+  <w15:commentEx w15:paraId="72F1B33D" w15:done="0"/>
+  <w15:commentEx w15:paraId="6465BB4E" w15:done="0"/>
+  <w15:commentEx w15:paraId="2DCF8D2F" w15:paraIdParent="6465BB4E" w15:done="0"/>
+  <w15:commentEx w15:paraId="0E68027E" w15:done="0"/>
+  <w15:commentEx w15:paraId="47345B03" w15:done="0"/>
+  <w15:commentEx w15:paraId="3E94679E" w15:done="0"/>
+</w15:commentsEx>
+</file>
+
+<file path=word/commentsExtensible.xml><?xml version="1.0" encoding="utf-8"?>
+<w16cex:commentsExtensible xmlns:wpc="http://schemas.microsoft.com/office/word/2010/wordprocessingCanvas" xmlns:cx="http://schemas.microsoft.com/office/drawing/2014/chartex" xmlns:cx1="http://schemas.microsoft.com/office/drawing/2015/9/8/chartex" xmlns:cx2="http://schemas.microsoft.com/office/drawing/2015/10/21/chartex" xmlns:cx3="http://schemas.microsoft.com/office/drawing/2016/5/9/chartex" xmlns:cx4="http://schemas.microsoft.com/office/drawing/2016/5/10/chartex" xmlns:cx5="http://schemas.microsoft.com/office/drawing/2016/5/11/chartex" xmlns:cx6="http://schemas.microsoft.com/office/drawing/2016/5/12/chartex" xmlns:cx7="http://schemas.microsoft.com/office/drawing/2016/5/13/chartex" xmlns:cx8="http://schemas.microsoft.com/office/drawing/2016/5/14/chartex" xmlns:cr="http://schemas.microsoft.com/office/comments/2020/reactions" xmlns:mc="http://schemas.openxmlformats.org/markup-compatibility/2006" xmlns:aink="http://schemas.microsoft.com/office/drawing/2016/ink" xmlns:am3d="http://schemas.microsoft.com/office/drawing/2017/model3d" xmlns:o="urn:schemas-microsoft-com:office:office" xmlns:oel="http://schemas.microsoft.com/office/2019/extlst" xmlns:r="http://schemas.openxmlformats.org/officeDocument/2006/relationships" xmlns:m="http://schemas.openxmlformats.org/officeDocument/2006/math" xmlns:v="urn:schemas-microsoft-com:vml" xmlns:wp14="http://schemas.microsoft.com/office/word/2010/wordprocessingDrawing" xmlns:wp="http://schemas.openxmlformats.org/drawingml/2006/wordprocessingDrawing" xmlns:w10="urn:schemas-microsoft-com:office:word" xmlns:w="http://schemas.openxmlformats.org/wordprocessingml/2006/main" xmlns:w14="http://schemas.microsoft.com/office/word/2010/wordml" xmlns:w15="http://schemas.microsoft.com/office/word/2012/wordml" xmlns:w16cex="http://schemas.microsoft.com/office/word/2018/wordml/cex" xmlns:w16cid="http://schemas.microsoft.com/office/word/2016/wordml/cid" xmlns:w16="http://schemas.microsoft.com/office/word/2018/wordml" xmlns:w16du="http://schemas.microsoft.com/office/word/2023/wordml/word16du" xmlns:w16sdtdh="http://schemas.microsoft.com/office/word/2020/wordml/sdtdatahash" xmlns:w16sdtfl="http://schemas.microsoft.com/office/word/2024/wordml/sdtformatlock" xmlns:w16se="http://schemas.microsoft.com/office/word/2015/wordml/symex" xmlns:wpg="http://schemas.microsoft.com/office/word/2010/wordprocessingGroup" xmlns:wpi="http://schemas.microsoft.com/office/word/2010/wordprocessingInk" xmlns:wne="http://schemas.microsoft.com/office/word/2006/wordml" xmlns:wps="http://schemas.microsoft.com/office/word/2010/wordprocessingShape" mc:Ignorable="w14 w15 w16se w16cid w16 w16cex w16sdtdh w16sdtfl cr w16du wp14">
+  <w16cex:commentExtensible w16cex:durableId="00F6496F" w16cex:dateUtc="2026-03-31T17:18:00Z"/>
+  <w16cex:commentExtensible w16cex:durableId="4AF9A8E3" w16cex:dateUtc="2026-04-01T14:17:00Z"/>
+  <w16cex:commentExtensible w16cex:durableId="5246D4EC" w16cex:dateUtc="2026-04-01T15:45:00Z"/>
+  <w16cex:commentExtensible w16cex:durableId="181327B7" w16cex:dateUtc="2026-04-01T14:59:00Z"/>
+  <w16cex:commentExtensible w16cex:durableId="5441F447" w16cex:dateUtc="2026-03-24T14:01:00Z"/>
+  <w16cex:commentExtensible w16cex:durableId="2129AE12" w16cex:dateUtc="2026-03-24T16:25:00Z"/>
+  <w16cex:commentExtensible w16cex:durableId="24163507" w16cex:dateUtc="2026-04-01T15:44:00Z"/>
+  <w16cex:commentExtensible w16cex:durableId="4643176E" w16cex:dateUtc="2026-04-01T16:08:00Z"/>
+  <w16cex:commentExtensible w16cex:durableId="6D1D4A8C" w16cex:dateUtc="2026-03-24T14:02:00Z"/>
+</w16cex:commentsExtensible>
+</file>
+
+<file path=word/commentsIds.xml><?xml version="1.0" encoding="utf-8"?>
+<w16cid:commentsIds xmlns:wpc="http://schemas.microsoft.com/office/word/2010/wordprocessingCanvas" xmlns:cx="http://schemas.microsoft.com/office/drawing/2014/chartex" xmlns:cx1="http://schemas.microsoft.com/office/drawing/2015/9/8/chartex" xmlns:cx2="http://schemas.microsoft.com/office/drawing/2015/10/21/chartex" xmlns:cx3="http://schemas.microsoft.com/office/drawing/2016/5/9/chartex" xmlns:cx4="http://schemas.microsoft.com/office/drawing/2016/5/10/chartex" xmlns:cx5="http://schemas.microsoft.com/office/drawing/2016/5/11/chartex" xmlns:cx6="http://schemas.microsoft.com/office/drawing/2016/5/12/chartex" xmlns:cx7="http://schemas.microsoft.com/office/drawing/2016/5/13/chartex" xmlns:cx8="http://schemas.microsoft.com/office/drawing/2016/5/14/chartex" xmlns:mc="http://schemas.openxmlformats.org/markup-compatibility/2006" xmlns:aink="http://schemas.microsoft.com/office/drawing/2016/ink" xmlns:am3d="http://schemas.microsoft.com/office/drawing/2017/model3d" xmlns:o="urn:schemas-microsoft-com:office:office" xmlns:oel="http://schemas.microsoft.com/office/2019/extlst" xmlns:r="http://schemas.openxmlformats.org/officeDocument/2006/relationships" xmlns:m="http://schemas.openxmlformats.org/officeDocument/2006/math" xmlns:v="urn:schemas-microsoft-com:vml" xmlns:wp14="http://schemas.microsoft.com/office/word/2010/wordprocessingDrawing" xmlns:wp="http://schemas.openxmlformats.org/drawingml/2006/wordprocessingDrawing" xmlns:w10="urn:schemas-microsoft-com:office:word" xmlns:w="http://schemas.openxmlformats.org/wordprocessingml/2006/main" xmlns:w14="http://schemas.microsoft.com/office/word/2010/wordml" xmlns:w15="http://schemas.microsoft.com/office/word/2012/wordml" xmlns:w16cex="http://schemas.microsoft.com/office/word/2018/wordml/cex" xmlns:w16cid="http://schemas.microsoft.com/office/word/2016/wordml/cid" xmlns:w16="http://schemas.microsoft.com/office/word/2018/wordml" xmlns:w16du="http://schemas.microsoft.com/office/word/2023/wordml/word16du" xmlns:w16sdtdh="http://schemas.microsoft.com/office/word/2020/wordml/sdtdatahash" xmlns:w16sdtfl="http://schemas.microsoft.com/office/word/2024/wordml/sdtformatlock" xmlns:w16se="http://schemas.microsoft.com/office/word/2015/wordml/symex" xmlns:wpg="http://schemas.microsoft.com/office/word/2010/wordprocessingGroup" xmlns:wpi="http://schemas.microsoft.com/office/word/2010/wordprocessingInk" xmlns:wne="http://schemas.microsoft.com/office/word/2006/wordml" xmlns:wps="http://schemas.microsoft.com/office/word/2010/wordprocessingShape" mc:Ignorable="w14 w15 w16se w16cid w16 w16cex w16sdtdh w16sdtfl w16du wp14">
+  <w16cid:commentId w16cid:paraId="6A9B14EC" w16cid:durableId="00F6496F"/>
+  <w16cid:commentId w16cid:paraId="5A7EA2D6" w16cid:durableId="4AF9A8E3"/>
+  <w16cid:commentId w16cid:paraId="51B39F43" w16cid:durableId="5246D4EC"/>
+  <w16cid:commentId w16cid:paraId="72F1B33D" w16cid:durableId="181327B7"/>
+  <w16cid:commentId w16cid:paraId="6465BB4E" w16cid:durableId="5441F447"/>
+  <w16cid:commentId w16cid:paraId="2DCF8D2F" w16cid:durableId="2129AE12"/>
+  <w16cid:commentId w16cid:paraId="0E68027E" w16cid:durableId="24163507"/>
+  <w16cid:commentId w16cid:paraId="47345B03" w16cid:durableId="4643176E"/>
+  <w16cid:commentId w16cid:paraId="3E94679E" w16cid:durableId="6D1D4A8C"/>
+</w16cid:commentsIds>
+</file>
+
+<file path=word/people.xml><?xml version="1.0" encoding="utf-8"?>
+<w15:people xmlns:wpc="http://schemas.microsoft.com/office/word/2010/wordprocessingCanvas" xmlns:cx="http://schemas.microsoft.com/office/drawing/2014/chartex" xmlns:cx1="http://schemas.microsoft.com/office/drawing/2015/9/8/chartex" xmlns:cx2="http://schemas.microsoft.com/office/drawing/2015/10/21/chartex" xmlns:cx3="http://schemas.microsoft.com/office/drawing/2016/5/9/chartex" xmlns:cx4="http://schemas.microsoft.com/office/drawing/2016/5/10/chartex" xmlns:cx5="http://schemas.microsoft.com/office/drawing/2016/5/11/chartex" xmlns:cx6="http://schemas.microsoft.com/office/drawing/2016/5/12/chartex" xmlns:cx7="http://schemas.microsoft.com/office/drawing/2016/5/13/chartex" xmlns:cx8="http://schemas.microsoft.com/office/drawing/2016/5/14/chartex" xmlns:mc="http://schemas.openxmlformats.org/markup-compatibility/2006" xmlns:aink="http://schemas.microsoft.com/office/drawing/2016/ink" xmlns:am3d="http://schemas.microsoft.com/office/drawing/2017/model3d" xmlns:o="urn:schemas-microsoft-com:office:office" xmlns:oel="http://schemas.microsoft.com/office/2019/extlst" xmlns:r="http://schemas.openxmlformats.org/officeDocument/2006/relationships" xmlns:m="http://schemas.openxmlformats.org/officeDocument/2006/math" xmlns:v="urn:schemas-microsoft-com:vml" xmlns:wp14="http://schemas.microsoft.com/office/word/2010/wordprocessingDrawing" xmlns:wp="http://schemas.openxmlformats.org/drawingml/2006/wordprocessingDrawing" xmlns:w10="urn:schemas-microsoft-com:office:word" xmlns:w="http://schemas.openxmlformats.org/wordprocessingml/2006/main" xmlns:w14="http://schemas.microsoft.com/office/word/2010/wordml" xmlns:w15="http://schemas.microsoft.com/office/word/2012/wordml" xmlns:w16cex="http://schemas.microsoft.com/office/word/2018/wordml/cex" xmlns:w16cid="http://schemas.microsoft.com/office/word/2016/wordml/cid" xmlns:w16="http://schemas.microsoft.com/office/word/2018/wordml" xmlns:w16du="http://schemas.microsoft.com/office/word/2023/wordml/word16du" xmlns:w16sdtdh="http://schemas.microsoft.com/office/word/2020/wordml/sdtdatahash" xmlns:w16sdtfl="http://schemas.microsoft.com/office/word/2024/wordml/sdtformatlock" xmlns:w16se="http://schemas.microsoft.com/office/word/2015/wordml/symex" xmlns:wpg="http://schemas.microsoft.com/office/word/2010/wordprocessingGroup" xmlns:wpi="http://schemas.microsoft.com/office/word/2010/wordprocessingInk" xmlns:wne="http://schemas.microsoft.com/office/word/2006/wordml" xmlns:wps="http://schemas.microsoft.com/office/word/2010/wordprocessingShape" mc:Ignorable="w14 w15 w16se w16cid w16 w16cex w16sdtdh w16sdtfl w16du wp14">
+  <w15:person w15:author="Alex Fisher">
+    <w15:presenceInfo w15:providerId="AD" w15:userId="S::amf0080@auburn.edu::18480bde-8768-4851-bd71-24a6dd2d4725"/>
+  </w15:person>
+  <w15:person w15:author="Kelsey McCune">
+    <w15:presenceInfo w15:providerId="None" w15:userId="Kelsey McCune"/>
+  </w15:person>
+</w15:people>
 </file>
 
 <file path=word/styles.xml><?xml version="1.0" encoding="utf-8"?>
@@ -1862,7 +3627,6 @@
   <w:style w:type="character" w:default="1" w:styleId="DefaultParagraphFont">
     <w:name w:val="Default Paragraph Font"/>
     <w:uiPriority w:val="1"/>
-    <w:semiHidden/>
     <w:unhideWhenUsed/>
   </w:style>
   <w:style w:type="table" w:default="1" w:styleId="TableNormal">
@@ -2199,6 +3963,18 @@
       <w:shd w:val="clear" w:color="auto" w:fill="E1DFDD"/>
     </w:rPr>
   </w:style>
+  <w:style w:type="character" w:styleId="CommentReference">
+    <w:name w:val="annotation reference"/>
+    <w:basedOn w:val="DefaultParagraphFont"/>
+    <w:uiPriority w:val="99"/>
+    <w:semiHidden/>
+    <w:unhideWhenUsed/>
+    <w:rsid w:val="00A81F24"/>
+    <w:rPr>
+      <w:sz w:val="16"/>
+      <w:szCs w:val="16"/>
+    </w:rPr>
+  </w:style>
 </w:styles>
 </file>
 
